--- a/Documentação/3 - Caso de Uso/V1.1.1/Monevo - Documento Caso de Uso v1.1.1.docx
+++ b/Documentação/3 - Caso de Uso/V1.1.1/Monevo - Documento Caso de Uso v1.1.1.docx
@@ -2,158 +2,6 @@
 <file path=word/document.xml><?xml version="1.0" encoding="utf-8"?>
 <w:document xmlns:wpc="http://schemas.microsoft.com/office/word/2010/wordprocessingCanvas" xmlns:cx="http://schemas.microsoft.com/office/drawing/2014/chartex" xmlns:cx1="http://schemas.microsoft.com/office/drawing/2015/9/8/chartex" xmlns:cx2="http://schemas.microsoft.com/office/drawing/2015/10/21/chartex" xmlns:cx3="http://schemas.microsoft.com/office/drawing/2016/5/9/chartex" xmlns:cx4="http://schemas.microsoft.com/office/drawing/2016/5/10/chartex" xmlns:cx5="http://schemas.microsoft.com/office/drawing/2016/5/11/chartex" xmlns:cx6="http://schemas.microsoft.com/office/drawing/2016/5/12/chartex" xmlns:cx7="http://schemas.microsoft.com/office/drawing/2016/5/13/chartex" xmlns:cx8="http://schemas.microsoft.com/office/drawing/2016/5/14/chartex" xmlns:mc="http://schemas.openxmlformats.org/markup-compatibility/2006" xmlns:aink="http://schemas.microsoft.com/office/drawing/2016/ink" xmlns:am3d="http://schemas.microsoft.com/office/drawing/2017/model3d" xmlns:o="urn:schemas-microsoft-com:office:office" xmlns:oel="http://schemas.microsoft.com/office/2019/extlst" xmlns:r="http://schemas.openxmlformats.org/officeDocument/2006/relationships" xmlns:m="http://schemas.openxmlformats.org/officeDocument/2006/math" xmlns:v="urn:schemas-microsoft-com:vml" xmlns:wp14="http://schemas.microsoft.com/office/word/2010/wordprocessingDrawing" xmlns:wp="http://schemas.openxmlformats.org/drawingml/2006/wordprocessingDrawing" xmlns:w10="urn:schemas-microsoft-com:office:word" xmlns:w="http://schemas.openxmlformats.org/wordprocessingml/2006/main" xmlns:w14="http://schemas.microsoft.com/office/word/2010/wordml" xmlns:w15="http://schemas.microsoft.com/office/word/2012/wordml" xmlns:w16cex="http://schemas.microsoft.com/office/word/2018/wordml/cex" xmlns:w16cid="http://schemas.microsoft.com/office/word/2016/wordml/cid" xmlns:w16="http://schemas.microsoft.com/office/word/2018/wordml" xmlns:w16du="http://schemas.microsoft.com/office/word/2023/wordml/word16du" xmlns:w16sdtdh="http://schemas.microsoft.com/office/word/2020/wordml/sdtdatahash" xmlns:w16sdtfl="http://schemas.microsoft.com/office/word/2024/wordml/sdtformatlock" xmlns:w16se="http://schemas.microsoft.com/office/word/2015/wordml/symex" xmlns:wpg="http://schemas.microsoft.com/office/word/2010/wordprocessingGroup" xmlns:wpi="http://schemas.microsoft.com/office/word/2010/wordprocessingInk" xmlns:wne="http://schemas.microsoft.com/office/word/2006/wordml" xmlns:wps="http://schemas.microsoft.com/office/word/2010/wordprocessingShape" mc:Ignorable="w14 w15 w16se w16cid w16 w16cex w16sdtdh w16sdtfl w16du wp14">
   <w:body>
-    <w:p>
-      <w:pPr>
-        <w:spacing w:after="226"/>
-        <w:ind w:left="-5" w:hanging="10"/>
-        <w:rPr>
-          <w:rFonts w:ascii="Times New Roman" w:eastAsia="Times New Roman" w:hAnsi="Times New Roman" w:cs="Times New Roman"/>
-          <w:b/>
-          <w:color w:val="1B1C1D"/>
-          <w:sz w:val="27"/>
-        </w:rPr>
-      </w:pPr>
-    </w:p>
-    <w:p>
-      <w:pPr>
-        <w:spacing w:after="226"/>
-        <w:ind w:left="-5" w:hanging="10"/>
-        <w:rPr>
-          <w:rFonts w:ascii="Times New Roman" w:eastAsia="Times New Roman" w:hAnsi="Times New Roman" w:cs="Times New Roman"/>
-          <w:b/>
-          <w:color w:val="1B1C1D"/>
-          <w:sz w:val="27"/>
-        </w:rPr>
-      </w:pPr>
-    </w:p>
-    <w:p>
-      <w:pPr>
-        <w:spacing w:after="226"/>
-        <w:ind w:left="-5" w:hanging="10"/>
-        <w:rPr>
-          <w:rFonts w:ascii="Times New Roman" w:eastAsia="Times New Roman" w:hAnsi="Times New Roman" w:cs="Times New Roman"/>
-          <w:b/>
-          <w:color w:val="1B1C1D"/>
-          <w:sz w:val="27"/>
-        </w:rPr>
-      </w:pPr>
-    </w:p>
-    <w:p>
-      <w:pPr>
-        <w:spacing w:after="226"/>
-        <w:ind w:left="-5" w:hanging="10"/>
-        <w:rPr>
-          <w:rFonts w:ascii="Times New Roman" w:eastAsia="Times New Roman" w:hAnsi="Times New Roman" w:cs="Times New Roman"/>
-          <w:b/>
-          <w:color w:val="1B1C1D"/>
-          <w:sz w:val="27"/>
-        </w:rPr>
-      </w:pPr>
-    </w:p>
-    <w:p>
-      <w:pPr>
-        <w:spacing w:after="226"/>
-        <w:ind w:left="-5" w:hanging="10"/>
-        <w:rPr>
-          <w:rFonts w:ascii="Times New Roman" w:eastAsia="Times New Roman" w:hAnsi="Times New Roman" w:cs="Times New Roman"/>
-          <w:b/>
-          <w:color w:val="1B1C1D"/>
-          <w:sz w:val="27"/>
-        </w:rPr>
-      </w:pPr>
-    </w:p>
-    <w:p>
-      <w:pPr>
-        <w:spacing w:after="226"/>
-        <w:ind w:left="-5" w:hanging="10"/>
-        <w:rPr>
-          <w:rFonts w:ascii="Times New Roman" w:eastAsia="Times New Roman" w:hAnsi="Times New Roman" w:cs="Times New Roman"/>
-          <w:b/>
-          <w:color w:val="1B1C1D"/>
-          <w:sz w:val="27"/>
-        </w:rPr>
-      </w:pPr>
-    </w:p>
-    <w:p>
-      <w:pPr>
-        <w:spacing w:after="226"/>
-        <w:ind w:left="-5" w:hanging="10"/>
-        <w:rPr>
-          <w:rFonts w:ascii="Times New Roman" w:eastAsia="Times New Roman" w:hAnsi="Times New Roman" w:cs="Times New Roman"/>
-          <w:b/>
-          <w:color w:val="1B1C1D"/>
-          <w:sz w:val="27"/>
-        </w:rPr>
-      </w:pPr>
-    </w:p>
-    <w:p>
-      <w:pPr>
-        <w:spacing w:after="226"/>
-        <w:ind w:left="-5" w:hanging="10"/>
-        <w:rPr>
-          <w:rFonts w:ascii="Times New Roman" w:eastAsia="Times New Roman" w:hAnsi="Times New Roman" w:cs="Times New Roman"/>
-          <w:b/>
-          <w:color w:val="1B1C1D"/>
-          <w:sz w:val="27"/>
-        </w:rPr>
-      </w:pPr>
-    </w:p>
-    <w:p>
-      <w:pPr>
-        <w:spacing w:after="226"/>
-        <w:ind w:left="-5" w:hanging="10"/>
-        <w:rPr>
-          <w:rFonts w:ascii="Times New Roman" w:eastAsia="Times New Roman" w:hAnsi="Times New Roman" w:cs="Times New Roman"/>
-          <w:b/>
-          <w:color w:val="1B1C1D"/>
-          <w:sz w:val="27"/>
-        </w:rPr>
-      </w:pPr>
-    </w:p>
-    <w:p>
-      <w:pPr>
-        <w:spacing w:after="226"/>
-        <w:rPr>
-          <w:rFonts w:ascii="Times New Roman" w:eastAsia="Times New Roman" w:hAnsi="Times New Roman" w:cs="Times New Roman"/>
-          <w:b/>
-          <w:color w:val="1B1C1D"/>
-          <w:sz w:val="27"/>
-        </w:rPr>
-      </w:pPr>
-    </w:p>
-    <w:p>
-      <w:pPr>
-        <w:spacing w:after="226"/>
-        <w:rPr>
-          <w:rFonts w:ascii="Times New Roman" w:eastAsia="Times New Roman" w:hAnsi="Times New Roman" w:cs="Times New Roman"/>
-          <w:b/>
-          <w:color w:val="1B1C1D"/>
-          <w:sz w:val="27"/>
-        </w:rPr>
-      </w:pPr>
-    </w:p>
-    <w:p>
-      <w:pPr>
-        <w:spacing w:after="226"/>
-        <w:rPr>
-          <w:rFonts w:ascii="Times New Roman" w:eastAsia="Times New Roman" w:hAnsi="Times New Roman" w:cs="Times New Roman"/>
-          <w:b/>
-          <w:color w:val="1B1C1D"/>
-          <w:sz w:val="27"/>
-        </w:rPr>
-      </w:pPr>
-    </w:p>
-    <w:p>
-      <w:pPr>
-        <w:spacing w:after="226"/>
-        <w:rPr>
-          <w:rFonts w:ascii="Times New Roman" w:eastAsia="Times New Roman" w:hAnsi="Times New Roman" w:cs="Times New Roman"/>
-          <w:b/>
-          <w:color w:val="1B1C1D"/>
-          <w:sz w:val="27"/>
-        </w:rPr>
-      </w:pPr>
-    </w:p>
     <w:p>
       <w:pPr>
         <w:spacing w:after="226"/>
@@ -165,27 +13,7 @@
           <w:color w:val="1B1C1D"/>
           <w:sz w:val="27"/>
         </w:rPr>
-        <w:t xml:space="preserve">Documento de Especificação de Caso de Uso – </w:t>
-      </w:r>
-      <w:proofErr w:type="spellStart"/>
-      <w:r>
-        <w:rPr>
-          <w:rFonts w:ascii="Times New Roman" w:eastAsia="Times New Roman" w:hAnsi="Times New Roman" w:cs="Times New Roman"/>
-          <w:b/>
-          <w:color w:val="1B1C1D"/>
-          <w:sz w:val="27"/>
-        </w:rPr>
-        <w:t>Monevo</w:t>
-      </w:r>
-      <w:proofErr w:type="spellEnd"/>
-      <w:r>
-        <w:rPr>
-          <w:rFonts w:ascii="Times New Roman" w:eastAsia="Times New Roman" w:hAnsi="Times New Roman" w:cs="Times New Roman"/>
-          <w:b/>
-          <w:color w:val="1B1C1D"/>
-          <w:sz w:val="27"/>
-        </w:rPr>
-        <w:t xml:space="preserve"> </w:t>
+        <w:t xml:space="preserve">Documento de Especificação de Caso de Uso – Monevo </w:t>
       </w:r>
     </w:p>
     <w:p>
@@ -435,7 +263,40 @@
           <w:color w:val="1B1C1D"/>
           <w:sz w:val="27"/>
         </w:rPr>
-        <w:t xml:space="preserve">Histórico de Revisões </w:t>
+        <w:t>Histórico de Revisões</w:t>
+      </w:r>
+    </w:p>
+    <w:p>
+      <w:pPr>
+        <w:spacing w:after="0"/>
+        <w:ind w:left="-5" w:hanging="10"/>
+        <w:rPr>
+          <w:rFonts w:ascii="Times New Roman" w:eastAsia="Times New Roman" w:hAnsi="Times New Roman" w:cs="Times New Roman"/>
+          <w:b/>
+          <w:color w:val="1B1C1D"/>
+          <w:sz w:val="27"/>
+        </w:rPr>
+      </w:pPr>
+    </w:p>
+    <w:p>
+      <w:pPr>
+        <w:spacing w:after="0"/>
+        <w:ind w:left="-5" w:hanging="10"/>
+        <w:rPr>
+          <w:rFonts w:ascii="Times New Roman" w:eastAsia="Times New Roman" w:hAnsi="Times New Roman" w:cs="Times New Roman"/>
+          <w:b/>
+          <w:color w:val="1B1C1D"/>
+          <w:sz w:val="27"/>
+        </w:rPr>
+      </w:pPr>
+      <w:r>
+        <w:rPr>
+          <w:rFonts w:ascii="Times New Roman" w:eastAsia="Times New Roman" w:hAnsi="Times New Roman" w:cs="Times New Roman"/>
+          <w:b/>
+          <w:color w:val="1B1C1D"/>
+          <w:sz w:val="27"/>
+        </w:rPr>
+        <w:t xml:space="preserve"> </w:t>
       </w:r>
     </w:p>
     <w:tbl>
@@ -914,10 +775,10 @@
         </w:rPr>
         <w:lastRenderedPageBreak/>
         <w:drawing>
-          <wp:inline distT="0" distB="0" distL="0" distR="0" wp14:anchorId="542EC04C" wp14:editId="1A543BDB">
-            <wp:extent cx="3971925" cy="8840470"/>
-            <wp:effectExtent l="0" t="0" r="9525" b="0"/>
-            <wp:docPr id="867026253" name="Imagem 2" descr="Diagrama&#10;&#10;O conteúdo gerado por IA pode estar incorreto."/>
+          <wp:inline distT="0" distB="0" distL="0" distR="0" wp14:anchorId="7FD715AA" wp14:editId="6290AEB9">
+            <wp:extent cx="3111500" cy="8840470"/>
+            <wp:effectExtent l="0" t="0" r="0" b="0"/>
+            <wp:docPr id="1819952268" name="Imagem 2" descr="Diagrama&#10;&#10;O conteúdo gerado por IA pode estar incorreto."/>
             <wp:cNvGraphicFramePr>
               <a:graphicFrameLocks xmlns:a="http://schemas.openxmlformats.org/drawingml/2006/main" noChangeAspect="1"/>
             </wp:cNvGraphicFramePr>
@@ -925,7 +786,7 @@
               <a:graphicData uri="http://schemas.openxmlformats.org/drawingml/2006/picture">
                 <pic:pic xmlns:pic="http://schemas.openxmlformats.org/drawingml/2006/picture">
                   <pic:nvPicPr>
-                    <pic:cNvPr id="867026253" name="Imagem 2" descr="Diagrama&#10;&#10;O conteúdo gerado por IA pode estar incorreto."/>
+                    <pic:cNvPr id="1819952268" name="Imagem 2" descr="Diagrama&#10;&#10;O conteúdo gerado por IA pode estar incorreto."/>
                     <pic:cNvPicPr/>
                   </pic:nvPicPr>
                   <pic:blipFill>
@@ -943,7 +804,7 @@
                   <pic:spPr>
                     <a:xfrm>
                       <a:off x="0" y="0"/>
-                      <a:ext cx="3971925" cy="8840470"/>
+                      <a:ext cx="3111500" cy="8840470"/>
                     </a:xfrm>
                     <a:prstGeom prst="rect">
                       <a:avLst/>
@@ -4886,12 +4747,11 @@
       </w:tblPr>
       <w:tblGrid>
         <w:gridCol w:w="2309"/>
-        <w:gridCol w:w="472"/>
-        <w:gridCol w:w="7995"/>
+        <w:gridCol w:w="8467"/>
       </w:tblGrid>
       <w:tr>
         <w:trPr>
-          <w:trHeight w:val="289"/>
+          <w:trHeight w:val="285"/>
         </w:trPr>
         <w:tc>
           <w:tcPr>
@@ -4926,7 +4786,6 @@
         <w:tc>
           <w:tcPr>
             <w:tcW w:w="8467" w:type="dxa"/>
-            <w:gridSpan w:val="2"/>
             <w:tcBorders>
               <w:top w:val="single" w:sz="3" w:space="0" w:color="BFBFBF"/>
               <w:left w:val="single" w:sz="3" w:space="0" w:color="BFBFBF"/>
@@ -4945,14 +4804,14 @@
                 <w:color w:val="1B1C1D"/>
                 <w:sz w:val="24"/>
               </w:rPr>
-              <w:t xml:space="preserve">Importação de Extrato Bancário </w:t>
+              <w:t xml:space="preserve">Controle de Contas Bancárias e Cartões </w:t>
             </w:r>
           </w:p>
         </w:tc>
       </w:tr>
       <w:tr>
         <w:trPr>
-          <w:trHeight w:val="974"/>
+          <w:trHeight w:val="836"/>
         </w:trPr>
         <w:tc>
           <w:tcPr>
@@ -4980,7 +4839,6 @@
         <w:tc>
           <w:tcPr>
             <w:tcW w:w="8467" w:type="dxa"/>
-            <w:gridSpan w:val="2"/>
             <w:tcBorders>
               <w:top w:val="single" w:sz="3" w:space="0" w:color="BFBFBF"/>
               <w:left w:val="single" w:sz="3" w:space="0" w:color="BFBFBF"/>
@@ -5000,31 +4858,14 @@
                 <w:color w:val="1B1C1D"/>
                 <w:sz w:val="24"/>
               </w:rPr>
-              <w:t xml:space="preserve">Permitir que o usuário importe extratos bancários em formato </w:t>
-            </w:r>
-            <w:r>
-              <w:rPr>
-                <w:rFonts w:ascii="Times New Roman" w:eastAsia="Times New Roman" w:hAnsi="Times New Roman" w:cs="Times New Roman"/>
-                <w:b/>
-                <w:color w:val="1B1C1D"/>
-                <w:sz w:val="24"/>
-              </w:rPr>
-              <w:t>OFX</w:t>
-            </w:r>
-            <w:r>
-              <w:rPr>
-                <w:rFonts w:ascii="Times New Roman" w:eastAsia="Times New Roman" w:hAnsi="Times New Roman" w:cs="Times New Roman"/>
-                <w:color w:val="1B1C1D"/>
-                <w:sz w:val="24"/>
-              </w:rPr>
-              <w:t xml:space="preserve">, possibilitando o registro automático de receitas e despesas no sistema, com validação de dados e categorização das transações. </w:t>
+              <w:t xml:space="preserve">Permitir que o usuário gerencie suas contas bancárias e cartões dentro do sistema, possibilitando cadastro, edição, exclusão, consulta de saldos e associação de movimentações financeiras. </w:t>
             </w:r>
           </w:p>
         </w:tc>
       </w:tr>
       <w:tr>
         <w:trPr>
-          <w:trHeight w:val="493"/>
+          <w:trHeight w:val="293"/>
         </w:trPr>
         <w:tc>
           <w:tcPr>
@@ -5051,7 +4892,6 @@
         <w:tc>
           <w:tcPr>
             <w:tcW w:w="8467" w:type="dxa"/>
-            <w:gridSpan w:val="2"/>
             <w:tcBorders>
               <w:top w:val="single" w:sz="3" w:space="0" w:color="BFBFBF"/>
               <w:left w:val="single" w:sz="3" w:space="0" w:color="BFBFBF"/>
@@ -5076,7 +4916,7 @@
       </w:tr>
       <w:tr>
         <w:trPr>
-          <w:trHeight w:val="784"/>
+          <w:trHeight w:val="282"/>
         </w:trPr>
         <w:tc>
           <w:tcPr>
@@ -5107,7 +4947,6 @@
         <w:tc>
           <w:tcPr>
             <w:tcW w:w="8467" w:type="dxa"/>
-            <w:gridSpan w:val="2"/>
             <w:tcBorders>
               <w:top w:val="single" w:sz="3" w:space="0" w:color="BFBFBF"/>
               <w:left w:val="single" w:sz="3" w:space="0" w:color="BFBFBF"/>
@@ -5146,7 +4985,7 @@
       </w:tr>
       <w:tr>
         <w:trPr>
-          <w:trHeight w:val="522"/>
+          <w:trHeight w:val="875"/>
         </w:trPr>
         <w:tc>
           <w:tcPr>
@@ -5173,7 +5012,6 @@
         <w:tc>
           <w:tcPr>
             <w:tcW w:w="8467" w:type="dxa"/>
-            <w:gridSpan w:val="2"/>
             <w:tcBorders>
               <w:top w:val="single" w:sz="3" w:space="0" w:color="BFBFBF"/>
               <w:left w:val="single" w:sz="3" w:space="0" w:color="BFBFBF"/>
@@ -5183,1512 +5021,42 @@
           </w:tcPr>
           <w:p>
             <w:pPr>
-              <w:ind w:left="4"/>
-            </w:pPr>
-            <w:r>
-              <w:rPr>
-                <w:rFonts w:ascii="Segoe UI Symbol" w:eastAsia="Segoe UI Symbol" w:hAnsi="Segoe UI Symbol" w:cs="Segoe UI Symbol"/>
-                <w:color w:val="1B1C1D"/>
-                <w:sz w:val="24"/>
-              </w:rPr>
-              <w:t>•</w:t>
-            </w:r>
-            <w:r>
-              <w:rPr>
-                <w:rFonts w:ascii="Arial" w:eastAsia="Arial" w:hAnsi="Arial" w:cs="Arial"/>
-                <w:color w:val="1B1C1D"/>
-                <w:sz w:val="24"/>
-              </w:rPr>
-              <w:t xml:space="preserve"> </w:t>
-            </w:r>
-            <w:r>
-              <w:rPr>
-                <w:rFonts w:ascii="Times New Roman" w:eastAsia="Times New Roman" w:hAnsi="Times New Roman" w:cs="Times New Roman"/>
-                <w:color w:val="1B1C1D"/>
-                <w:sz w:val="24"/>
-              </w:rPr>
-              <w:t xml:space="preserve">O usuário deve estar previamente cadastrado no sistema. </w:t>
-            </w:r>
-          </w:p>
-        </w:tc>
-      </w:tr>
-      <w:tr>
-        <w:tblPrEx>
-          <w:tblCellMar>
-            <w:top w:w="23" w:type="dxa"/>
-            <w:left w:w="0" w:type="dxa"/>
-          </w:tblCellMar>
-        </w:tblPrEx>
-        <w:trPr>
-          <w:trHeight w:val="337"/>
-        </w:trPr>
-        <w:tc>
-          <w:tcPr>
-            <w:tcW w:w="2309" w:type="dxa"/>
-            <w:tcBorders>
-              <w:top w:val="single" w:sz="3" w:space="0" w:color="BFBFBF"/>
-              <w:left w:val="single" w:sz="3" w:space="0" w:color="BFBFBF"/>
-              <w:bottom w:val="nil"/>
-              <w:right w:val="single" w:sz="3" w:space="0" w:color="BFBFBF"/>
-            </w:tcBorders>
-          </w:tcPr>
-          <w:p/>
-        </w:tc>
-        <w:tc>
-          <w:tcPr>
-            <w:tcW w:w="472" w:type="dxa"/>
-            <w:tcBorders>
-              <w:top w:val="single" w:sz="3" w:space="0" w:color="BFBFBF"/>
-              <w:left w:val="single" w:sz="3" w:space="0" w:color="BFBFBF"/>
-              <w:bottom w:val="nil"/>
-              <w:right w:val="nil"/>
-            </w:tcBorders>
-          </w:tcPr>
-          <w:p>
-            <w:pPr>
-              <w:ind w:left="110"/>
-            </w:pPr>
-            <w:r>
-              <w:rPr>
-                <w:rFonts w:ascii="Segoe UI Symbol" w:eastAsia="Segoe UI Symbol" w:hAnsi="Segoe UI Symbol" w:cs="Segoe UI Symbol"/>
-                <w:color w:val="1B1C1D"/>
-                <w:sz w:val="24"/>
-              </w:rPr>
-              <w:t>•</w:t>
-            </w:r>
-            <w:r>
-              <w:rPr>
-                <w:rFonts w:ascii="Arial" w:eastAsia="Arial" w:hAnsi="Arial" w:cs="Arial"/>
-                <w:color w:val="1B1C1D"/>
-                <w:sz w:val="24"/>
-              </w:rPr>
-              <w:t xml:space="preserve"> </w:t>
-            </w:r>
-          </w:p>
-        </w:tc>
-        <w:tc>
-          <w:tcPr>
-            <w:tcW w:w="7995" w:type="dxa"/>
-            <w:tcBorders>
-              <w:top w:val="single" w:sz="3" w:space="0" w:color="BFBFBF"/>
-              <w:left w:val="nil"/>
-              <w:bottom w:val="nil"/>
-              <w:right w:val="single" w:sz="3" w:space="0" w:color="BFBFBF"/>
-            </w:tcBorders>
-          </w:tcPr>
-          <w:p>
-            <w:r>
-              <w:rPr>
-                <w:rFonts w:ascii="Times New Roman" w:eastAsia="Times New Roman" w:hAnsi="Times New Roman" w:cs="Times New Roman"/>
-                <w:color w:val="1B1C1D"/>
-                <w:sz w:val="24"/>
-              </w:rPr>
-              <w:t xml:space="preserve">O usuário deve possuir um arquivo de extrato bancário no formato </w:t>
-            </w:r>
-            <w:r>
-              <w:rPr>
-                <w:rFonts w:ascii="Times New Roman" w:eastAsia="Times New Roman" w:hAnsi="Times New Roman" w:cs="Times New Roman"/>
-                <w:b/>
-                <w:color w:val="1B1C1D"/>
-                <w:sz w:val="24"/>
-              </w:rPr>
-              <w:t>OFX</w:t>
-            </w:r>
-            <w:r>
-              <w:rPr>
-                <w:rFonts w:ascii="Times New Roman" w:eastAsia="Times New Roman" w:hAnsi="Times New Roman" w:cs="Times New Roman"/>
-                <w:color w:val="1B1C1D"/>
-                <w:sz w:val="24"/>
-              </w:rPr>
-              <w:t xml:space="preserve">. </w:t>
-            </w:r>
-          </w:p>
-        </w:tc>
-      </w:tr>
-      <w:tr>
-        <w:tblPrEx>
-          <w:tblCellMar>
-            <w:top w:w="23" w:type="dxa"/>
-            <w:left w:w="0" w:type="dxa"/>
-          </w:tblCellMar>
-        </w:tblPrEx>
-        <w:trPr>
-          <w:trHeight w:val="537"/>
-        </w:trPr>
-        <w:tc>
-          <w:tcPr>
-            <w:tcW w:w="2309" w:type="dxa"/>
-            <w:tcBorders>
-              <w:top w:val="nil"/>
-              <w:left w:val="single" w:sz="3" w:space="0" w:color="BFBFBF"/>
-              <w:bottom w:val="single" w:sz="3" w:space="0" w:color="BFBFBF"/>
-              <w:right w:val="single" w:sz="3" w:space="0" w:color="BFBFBF"/>
-            </w:tcBorders>
-          </w:tcPr>
-          <w:p/>
-        </w:tc>
-        <w:tc>
-          <w:tcPr>
-            <w:tcW w:w="472" w:type="dxa"/>
-            <w:tcBorders>
-              <w:top w:val="nil"/>
-              <w:left w:val="single" w:sz="3" w:space="0" w:color="BFBFBF"/>
-              <w:bottom w:val="single" w:sz="3" w:space="0" w:color="BFBFBF"/>
-              <w:right w:val="nil"/>
-            </w:tcBorders>
-          </w:tcPr>
-          <w:p>
-            <w:pPr>
-              <w:ind w:left="110"/>
-            </w:pPr>
-            <w:r>
-              <w:rPr>
-                <w:rFonts w:ascii="Segoe UI Symbol" w:eastAsia="Segoe UI Symbol" w:hAnsi="Segoe UI Symbol" w:cs="Segoe UI Symbol"/>
-                <w:color w:val="1B1C1D"/>
-                <w:sz w:val="24"/>
-              </w:rPr>
-              <w:t>•</w:t>
-            </w:r>
-            <w:r>
-              <w:rPr>
-                <w:rFonts w:ascii="Arial" w:eastAsia="Arial" w:hAnsi="Arial" w:cs="Arial"/>
-                <w:color w:val="1B1C1D"/>
-                <w:sz w:val="24"/>
-              </w:rPr>
-              <w:t xml:space="preserve"> </w:t>
-            </w:r>
-          </w:p>
-          <w:p>
-            <w:pPr>
-              <w:ind w:left="110"/>
-            </w:pPr>
-            <w:r>
-              <w:rPr>
-                <w:rFonts w:ascii="Times New Roman" w:eastAsia="Times New Roman" w:hAnsi="Times New Roman" w:cs="Times New Roman"/>
-                <w:color w:val="1B1C1D"/>
-                <w:sz w:val="24"/>
-              </w:rPr>
-              <w:t xml:space="preserve"> </w:t>
-            </w:r>
-          </w:p>
-        </w:tc>
-        <w:tc>
-          <w:tcPr>
-            <w:tcW w:w="7995" w:type="dxa"/>
-            <w:tcBorders>
-              <w:top w:val="nil"/>
-              <w:left w:val="nil"/>
-              <w:bottom w:val="single" w:sz="3" w:space="0" w:color="BFBFBF"/>
-              <w:right w:val="single" w:sz="3" w:space="0" w:color="BFBFBF"/>
-            </w:tcBorders>
-          </w:tcPr>
-          <w:p>
-            <w:r>
-              <w:rPr>
-                <w:rFonts w:ascii="Times New Roman" w:eastAsia="Times New Roman" w:hAnsi="Times New Roman" w:cs="Times New Roman"/>
-                <w:color w:val="1B1C1D"/>
-                <w:sz w:val="24"/>
-              </w:rPr>
-              <w:t xml:space="preserve">O sistema deve estar em operação e conectado ao banco de dados. </w:t>
-            </w:r>
-          </w:p>
-        </w:tc>
-      </w:tr>
-      <w:tr>
-        <w:tblPrEx>
-          <w:tblCellMar>
-            <w:top w:w="23" w:type="dxa"/>
-            <w:left w:w="0" w:type="dxa"/>
-          </w:tblCellMar>
-        </w:tblPrEx>
-        <w:trPr>
-          <w:trHeight w:val="311"/>
-        </w:trPr>
-        <w:tc>
-          <w:tcPr>
-            <w:tcW w:w="2309" w:type="dxa"/>
-            <w:tcBorders>
-              <w:top w:val="single" w:sz="3" w:space="0" w:color="BFBFBF"/>
-              <w:left w:val="single" w:sz="3" w:space="0" w:color="BFBFBF"/>
-              <w:bottom w:val="nil"/>
-              <w:right w:val="single" w:sz="3" w:space="0" w:color="BFBFBF"/>
-            </w:tcBorders>
-            <w:shd w:val="clear" w:color="auto" w:fill="F2F2F2"/>
-          </w:tcPr>
-          <w:p>
-            <w:pPr>
-              <w:ind w:left="106"/>
-            </w:pPr>
-            <w:r>
-              <w:rPr>
-                <w:rFonts w:ascii="Times New Roman" w:eastAsia="Times New Roman" w:hAnsi="Times New Roman" w:cs="Times New Roman"/>
-                <w:b/>
-                <w:color w:val="1B1C1D"/>
-                <w:sz w:val="24"/>
-              </w:rPr>
-              <w:t xml:space="preserve">Fluxo Básico: </w:t>
-            </w:r>
-          </w:p>
-        </w:tc>
-        <w:tc>
-          <w:tcPr>
-            <w:tcW w:w="472" w:type="dxa"/>
-            <w:tcBorders>
-              <w:top w:val="single" w:sz="3" w:space="0" w:color="BFBFBF"/>
-              <w:left w:val="single" w:sz="3" w:space="0" w:color="BFBFBF"/>
-              <w:bottom w:val="nil"/>
-              <w:right w:val="nil"/>
-            </w:tcBorders>
-            <w:shd w:val="clear" w:color="auto" w:fill="F2F2F2"/>
-          </w:tcPr>
-          <w:p>
-            <w:pPr>
-              <w:ind w:left="110"/>
-            </w:pPr>
-            <w:r>
-              <w:rPr>
-                <w:rFonts w:ascii="Times New Roman" w:eastAsia="Times New Roman" w:hAnsi="Times New Roman" w:cs="Times New Roman"/>
-                <w:color w:val="1B1C1D"/>
-                <w:sz w:val="24"/>
-              </w:rPr>
-              <w:t>1.</w:t>
-            </w:r>
-            <w:r>
-              <w:rPr>
-                <w:rFonts w:ascii="Arial" w:eastAsia="Arial" w:hAnsi="Arial" w:cs="Arial"/>
-                <w:color w:val="1B1C1D"/>
-                <w:sz w:val="24"/>
-              </w:rPr>
-              <w:t xml:space="preserve"> </w:t>
-            </w:r>
-          </w:p>
-        </w:tc>
-        <w:tc>
-          <w:tcPr>
-            <w:tcW w:w="7995" w:type="dxa"/>
-            <w:tcBorders>
-              <w:top w:val="single" w:sz="3" w:space="0" w:color="BFBFBF"/>
-              <w:left w:val="nil"/>
-              <w:bottom w:val="nil"/>
-              <w:right w:val="single" w:sz="3" w:space="0" w:color="BFBFBF"/>
-            </w:tcBorders>
-            <w:shd w:val="clear" w:color="auto" w:fill="F2F2F2"/>
-          </w:tcPr>
-          <w:p>
-            <w:r>
-              <w:rPr>
-                <w:rFonts w:ascii="Times New Roman" w:eastAsia="Times New Roman" w:hAnsi="Times New Roman" w:cs="Times New Roman"/>
-                <w:color w:val="1B1C1D"/>
-                <w:sz w:val="24"/>
-              </w:rPr>
-              <w:t xml:space="preserve">O usuário acessa a funcionalidade de importação de extrato bancário. </w:t>
-            </w:r>
-          </w:p>
-        </w:tc>
-      </w:tr>
-      <w:tr>
-        <w:tblPrEx>
-          <w:tblCellMar>
-            <w:top w:w="23" w:type="dxa"/>
-            <w:left w:w="0" w:type="dxa"/>
-          </w:tblCellMar>
-        </w:tblPrEx>
-        <w:trPr>
-          <w:trHeight w:val="277"/>
-        </w:trPr>
-        <w:tc>
-          <w:tcPr>
-            <w:tcW w:w="2309" w:type="dxa"/>
-            <w:tcBorders>
-              <w:top w:val="nil"/>
-              <w:left w:val="single" w:sz="3" w:space="0" w:color="BFBFBF"/>
-              <w:bottom w:val="nil"/>
-              <w:right w:val="single" w:sz="3" w:space="0" w:color="BFBFBF"/>
-            </w:tcBorders>
-            <w:shd w:val="clear" w:color="auto" w:fill="F2F2F2"/>
-          </w:tcPr>
-          <w:p/>
-        </w:tc>
-        <w:tc>
-          <w:tcPr>
-            <w:tcW w:w="472" w:type="dxa"/>
-            <w:tcBorders>
-              <w:top w:val="nil"/>
-              <w:left w:val="single" w:sz="3" w:space="0" w:color="BFBFBF"/>
-              <w:bottom w:val="nil"/>
-              <w:right w:val="nil"/>
-            </w:tcBorders>
-            <w:shd w:val="clear" w:color="auto" w:fill="F2F2F2"/>
-          </w:tcPr>
-          <w:p>
-            <w:pPr>
-              <w:ind w:left="110"/>
-            </w:pPr>
-            <w:r>
-              <w:rPr>
-                <w:rFonts w:ascii="Times New Roman" w:eastAsia="Times New Roman" w:hAnsi="Times New Roman" w:cs="Times New Roman"/>
-                <w:color w:val="1B1C1D"/>
-                <w:sz w:val="24"/>
-              </w:rPr>
-              <w:t>2.</w:t>
-            </w:r>
-            <w:r>
-              <w:rPr>
-                <w:rFonts w:ascii="Arial" w:eastAsia="Arial" w:hAnsi="Arial" w:cs="Arial"/>
-                <w:color w:val="1B1C1D"/>
-                <w:sz w:val="24"/>
-              </w:rPr>
-              <w:t xml:space="preserve"> </w:t>
-            </w:r>
-          </w:p>
-        </w:tc>
-        <w:tc>
-          <w:tcPr>
-            <w:tcW w:w="7995" w:type="dxa"/>
-            <w:tcBorders>
-              <w:top w:val="nil"/>
-              <w:left w:val="nil"/>
-              <w:bottom w:val="nil"/>
-              <w:right w:val="single" w:sz="3" w:space="0" w:color="BFBFBF"/>
-            </w:tcBorders>
-            <w:shd w:val="clear" w:color="auto" w:fill="F2F2F2"/>
-          </w:tcPr>
-          <w:p>
-            <w:r>
-              <w:rPr>
-                <w:rFonts w:ascii="Times New Roman" w:eastAsia="Times New Roman" w:hAnsi="Times New Roman" w:cs="Times New Roman"/>
-                <w:color w:val="1B1C1D"/>
-                <w:sz w:val="24"/>
-              </w:rPr>
-              <w:t xml:space="preserve">O usuário seleciona e envia um arquivo no formato </w:t>
-            </w:r>
-            <w:r>
-              <w:rPr>
-                <w:rFonts w:ascii="Times New Roman" w:eastAsia="Times New Roman" w:hAnsi="Times New Roman" w:cs="Times New Roman"/>
-                <w:b/>
-                <w:color w:val="1B1C1D"/>
-                <w:sz w:val="24"/>
-              </w:rPr>
-              <w:t>OFX</w:t>
-            </w:r>
-            <w:r>
-              <w:rPr>
-                <w:rFonts w:ascii="Times New Roman" w:eastAsia="Times New Roman" w:hAnsi="Times New Roman" w:cs="Times New Roman"/>
-                <w:color w:val="1B1C1D"/>
-                <w:sz w:val="24"/>
-              </w:rPr>
-              <w:t xml:space="preserve">. </w:t>
-            </w:r>
-          </w:p>
-        </w:tc>
-      </w:tr>
-      <w:tr>
-        <w:tblPrEx>
-          <w:tblCellMar>
-            <w:top w:w="23" w:type="dxa"/>
-            <w:left w:w="0" w:type="dxa"/>
-          </w:tblCellMar>
-        </w:tblPrEx>
-        <w:trPr>
-          <w:trHeight w:val="277"/>
-        </w:trPr>
-        <w:tc>
-          <w:tcPr>
-            <w:tcW w:w="2309" w:type="dxa"/>
-            <w:tcBorders>
-              <w:top w:val="nil"/>
-              <w:left w:val="single" w:sz="3" w:space="0" w:color="BFBFBF"/>
-              <w:bottom w:val="nil"/>
-              <w:right w:val="single" w:sz="3" w:space="0" w:color="BFBFBF"/>
-            </w:tcBorders>
-            <w:shd w:val="clear" w:color="auto" w:fill="F2F2F2"/>
-          </w:tcPr>
-          <w:p/>
-        </w:tc>
-        <w:tc>
-          <w:tcPr>
-            <w:tcW w:w="472" w:type="dxa"/>
-            <w:tcBorders>
-              <w:top w:val="nil"/>
-              <w:left w:val="single" w:sz="3" w:space="0" w:color="BFBFBF"/>
-              <w:bottom w:val="nil"/>
-              <w:right w:val="nil"/>
-            </w:tcBorders>
-            <w:shd w:val="clear" w:color="auto" w:fill="F2F2F2"/>
-          </w:tcPr>
-          <w:p>
-            <w:pPr>
-              <w:ind w:left="110"/>
-            </w:pPr>
-            <w:r>
-              <w:rPr>
-                <w:rFonts w:ascii="Times New Roman" w:eastAsia="Times New Roman" w:hAnsi="Times New Roman" w:cs="Times New Roman"/>
-                <w:color w:val="1B1C1D"/>
-                <w:sz w:val="24"/>
-              </w:rPr>
-              <w:t>3.</w:t>
-            </w:r>
-            <w:r>
-              <w:rPr>
-                <w:rFonts w:ascii="Arial" w:eastAsia="Arial" w:hAnsi="Arial" w:cs="Arial"/>
-                <w:color w:val="1B1C1D"/>
-                <w:sz w:val="24"/>
-              </w:rPr>
-              <w:t xml:space="preserve"> </w:t>
-            </w:r>
-          </w:p>
-        </w:tc>
-        <w:tc>
-          <w:tcPr>
-            <w:tcW w:w="7995" w:type="dxa"/>
-            <w:tcBorders>
-              <w:top w:val="nil"/>
-              <w:left w:val="nil"/>
-              <w:bottom w:val="nil"/>
-              <w:right w:val="single" w:sz="3" w:space="0" w:color="BFBFBF"/>
-            </w:tcBorders>
-            <w:shd w:val="clear" w:color="auto" w:fill="F2F2F2"/>
-          </w:tcPr>
-          <w:p>
-            <w:r>
-              <w:rPr>
-                <w:rFonts w:ascii="Times New Roman" w:eastAsia="Times New Roman" w:hAnsi="Times New Roman" w:cs="Times New Roman"/>
-                <w:color w:val="1B1C1D"/>
-                <w:sz w:val="24"/>
-              </w:rPr>
-              <w:t xml:space="preserve">O sistema lê o arquivo e processa as transações. </w:t>
-            </w:r>
-          </w:p>
-        </w:tc>
-      </w:tr>
-      <w:tr>
-        <w:tblPrEx>
-          <w:tblCellMar>
-            <w:top w:w="23" w:type="dxa"/>
-            <w:left w:w="0" w:type="dxa"/>
-          </w:tblCellMar>
-        </w:tblPrEx>
-        <w:trPr>
-          <w:trHeight w:val="277"/>
-        </w:trPr>
-        <w:tc>
-          <w:tcPr>
-            <w:tcW w:w="2309" w:type="dxa"/>
-            <w:tcBorders>
-              <w:top w:val="nil"/>
-              <w:left w:val="single" w:sz="3" w:space="0" w:color="BFBFBF"/>
-              <w:bottom w:val="nil"/>
-              <w:right w:val="single" w:sz="3" w:space="0" w:color="BFBFBF"/>
-            </w:tcBorders>
-            <w:shd w:val="clear" w:color="auto" w:fill="F2F2F2"/>
-          </w:tcPr>
-          <w:p/>
-        </w:tc>
-        <w:tc>
-          <w:tcPr>
-            <w:tcW w:w="472" w:type="dxa"/>
-            <w:tcBorders>
-              <w:top w:val="nil"/>
-              <w:left w:val="single" w:sz="3" w:space="0" w:color="BFBFBF"/>
-              <w:bottom w:val="nil"/>
-              <w:right w:val="nil"/>
-            </w:tcBorders>
-            <w:shd w:val="clear" w:color="auto" w:fill="F2F2F2"/>
-          </w:tcPr>
-          <w:p>
-            <w:pPr>
-              <w:ind w:left="110"/>
-            </w:pPr>
-            <w:r>
-              <w:rPr>
-                <w:rFonts w:ascii="Times New Roman" w:eastAsia="Times New Roman" w:hAnsi="Times New Roman" w:cs="Times New Roman"/>
-                <w:color w:val="1B1C1D"/>
-                <w:sz w:val="24"/>
-              </w:rPr>
-              <w:t>4.</w:t>
-            </w:r>
-            <w:r>
-              <w:rPr>
-                <w:rFonts w:ascii="Arial" w:eastAsia="Arial" w:hAnsi="Arial" w:cs="Arial"/>
-                <w:color w:val="1B1C1D"/>
-                <w:sz w:val="24"/>
-              </w:rPr>
-              <w:t xml:space="preserve"> </w:t>
-            </w:r>
-          </w:p>
-        </w:tc>
-        <w:tc>
-          <w:tcPr>
-            <w:tcW w:w="7995" w:type="dxa"/>
-            <w:tcBorders>
-              <w:top w:val="nil"/>
-              <w:left w:val="nil"/>
-              <w:bottom w:val="nil"/>
-              <w:right w:val="single" w:sz="3" w:space="0" w:color="BFBFBF"/>
-            </w:tcBorders>
-            <w:shd w:val="clear" w:color="auto" w:fill="F2F2F2"/>
-          </w:tcPr>
-          <w:p>
-            <w:r>
-              <w:rPr>
-                <w:rFonts w:ascii="Times New Roman" w:eastAsia="Times New Roman" w:hAnsi="Times New Roman" w:cs="Times New Roman"/>
-                <w:color w:val="1B1C1D"/>
-                <w:sz w:val="24"/>
-              </w:rPr>
-              <w:t xml:space="preserve">O sistema registra as movimentações como receitas e despesas. </w:t>
-            </w:r>
-          </w:p>
-        </w:tc>
-      </w:tr>
-      <w:tr>
-        <w:tblPrEx>
-          <w:tblCellMar>
-            <w:top w:w="23" w:type="dxa"/>
-            <w:left w:w="0" w:type="dxa"/>
-          </w:tblCellMar>
-        </w:tblPrEx>
-        <w:trPr>
-          <w:trHeight w:val="277"/>
-        </w:trPr>
-        <w:tc>
-          <w:tcPr>
-            <w:tcW w:w="2309" w:type="dxa"/>
-            <w:tcBorders>
-              <w:top w:val="nil"/>
-              <w:left w:val="single" w:sz="3" w:space="0" w:color="BFBFBF"/>
-              <w:bottom w:val="nil"/>
-              <w:right w:val="single" w:sz="3" w:space="0" w:color="BFBFBF"/>
-            </w:tcBorders>
-            <w:shd w:val="clear" w:color="auto" w:fill="F2F2F2"/>
-          </w:tcPr>
-          <w:p/>
-        </w:tc>
-        <w:tc>
-          <w:tcPr>
-            <w:tcW w:w="472" w:type="dxa"/>
-            <w:tcBorders>
-              <w:top w:val="nil"/>
-              <w:left w:val="single" w:sz="3" w:space="0" w:color="BFBFBF"/>
-              <w:bottom w:val="nil"/>
-              <w:right w:val="nil"/>
-            </w:tcBorders>
-            <w:shd w:val="clear" w:color="auto" w:fill="F2F2F2"/>
-          </w:tcPr>
-          <w:p>
-            <w:pPr>
-              <w:ind w:left="110"/>
-            </w:pPr>
-            <w:r>
-              <w:rPr>
-                <w:rFonts w:ascii="Times New Roman" w:eastAsia="Times New Roman" w:hAnsi="Times New Roman" w:cs="Times New Roman"/>
-                <w:color w:val="1B1C1D"/>
-                <w:sz w:val="24"/>
-              </w:rPr>
-              <w:t>5.</w:t>
-            </w:r>
-            <w:r>
-              <w:rPr>
-                <w:rFonts w:ascii="Arial" w:eastAsia="Arial" w:hAnsi="Arial" w:cs="Arial"/>
-                <w:color w:val="1B1C1D"/>
-                <w:sz w:val="24"/>
-              </w:rPr>
-              <w:t xml:space="preserve"> </w:t>
-            </w:r>
-          </w:p>
-        </w:tc>
-        <w:tc>
-          <w:tcPr>
-            <w:tcW w:w="7995" w:type="dxa"/>
-            <w:tcBorders>
-              <w:top w:val="nil"/>
-              <w:left w:val="nil"/>
-              <w:bottom w:val="nil"/>
-              <w:right w:val="single" w:sz="3" w:space="0" w:color="BFBFBF"/>
-            </w:tcBorders>
-            <w:shd w:val="clear" w:color="auto" w:fill="F2F2F2"/>
-          </w:tcPr>
-          <w:p>
-            <w:r>
-              <w:rPr>
-                <w:rFonts w:ascii="Times New Roman" w:eastAsia="Times New Roman" w:hAnsi="Times New Roman" w:cs="Times New Roman"/>
-                <w:color w:val="1B1C1D"/>
-                <w:sz w:val="24"/>
-              </w:rPr>
-              <w:t xml:space="preserve">O sistema valida o arquivo, identifica erros e transações duplicadas. </w:t>
-            </w:r>
-          </w:p>
-        </w:tc>
-      </w:tr>
-      <w:tr>
-        <w:tblPrEx>
-          <w:tblCellMar>
-            <w:top w:w="23" w:type="dxa"/>
-            <w:left w:w="0" w:type="dxa"/>
-          </w:tblCellMar>
-        </w:tblPrEx>
-        <w:trPr>
-          <w:trHeight w:val="273"/>
-        </w:trPr>
-        <w:tc>
-          <w:tcPr>
-            <w:tcW w:w="2309" w:type="dxa"/>
-            <w:tcBorders>
-              <w:top w:val="nil"/>
-              <w:left w:val="single" w:sz="3" w:space="0" w:color="BFBFBF"/>
-              <w:bottom w:val="nil"/>
-              <w:right w:val="single" w:sz="3" w:space="0" w:color="BFBFBF"/>
-            </w:tcBorders>
-            <w:shd w:val="clear" w:color="auto" w:fill="F2F2F2"/>
-          </w:tcPr>
-          <w:p/>
-        </w:tc>
-        <w:tc>
-          <w:tcPr>
-            <w:tcW w:w="472" w:type="dxa"/>
-            <w:tcBorders>
-              <w:top w:val="nil"/>
-              <w:left w:val="single" w:sz="3" w:space="0" w:color="BFBFBF"/>
-              <w:bottom w:val="nil"/>
-              <w:right w:val="nil"/>
-            </w:tcBorders>
-            <w:shd w:val="clear" w:color="auto" w:fill="F2F2F2"/>
-          </w:tcPr>
-          <w:p>
-            <w:pPr>
-              <w:ind w:left="110"/>
-            </w:pPr>
-            <w:r>
-              <w:rPr>
-                <w:rFonts w:ascii="Times New Roman" w:eastAsia="Times New Roman" w:hAnsi="Times New Roman" w:cs="Times New Roman"/>
-                <w:color w:val="1B1C1D"/>
-                <w:sz w:val="24"/>
-              </w:rPr>
-              <w:t>6.</w:t>
-            </w:r>
-            <w:r>
-              <w:rPr>
-                <w:rFonts w:ascii="Arial" w:eastAsia="Arial" w:hAnsi="Arial" w:cs="Arial"/>
-                <w:color w:val="1B1C1D"/>
-                <w:sz w:val="24"/>
-              </w:rPr>
-              <w:t xml:space="preserve"> </w:t>
-            </w:r>
-          </w:p>
-        </w:tc>
-        <w:tc>
-          <w:tcPr>
-            <w:tcW w:w="7995" w:type="dxa"/>
-            <w:tcBorders>
-              <w:top w:val="nil"/>
-              <w:left w:val="nil"/>
-              <w:bottom w:val="nil"/>
-              <w:right w:val="single" w:sz="3" w:space="0" w:color="BFBFBF"/>
-            </w:tcBorders>
-            <w:shd w:val="clear" w:color="auto" w:fill="F2F2F2"/>
-          </w:tcPr>
-          <w:p>
-            <w:r>
-              <w:rPr>
-                <w:rFonts w:ascii="Times New Roman" w:eastAsia="Times New Roman" w:hAnsi="Times New Roman" w:cs="Times New Roman"/>
-                <w:color w:val="1B1C1D"/>
-                <w:sz w:val="24"/>
-              </w:rPr>
-              <w:t xml:space="preserve">O sistema tenta associar automaticamente cada transação a uma categoria. </w:t>
-            </w:r>
-          </w:p>
-        </w:tc>
-      </w:tr>
-      <w:tr>
-        <w:tblPrEx>
-          <w:tblCellMar>
-            <w:top w:w="23" w:type="dxa"/>
-            <w:left w:w="0" w:type="dxa"/>
-          </w:tblCellMar>
-        </w:tblPrEx>
-        <w:trPr>
-          <w:trHeight w:val="273"/>
-        </w:trPr>
-        <w:tc>
-          <w:tcPr>
-            <w:tcW w:w="2309" w:type="dxa"/>
-            <w:tcBorders>
-              <w:top w:val="nil"/>
-              <w:left w:val="single" w:sz="3" w:space="0" w:color="BFBFBF"/>
-              <w:bottom w:val="nil"/>
-              <w:right w:val="single" w:sz="3" w:space="0" w:color="BFBFBF"/>
-            </w:tcBorders>
-            <w:shd w:val="clear" w:color="auto" w:fill="F2F2F2"/>
-          </w:tcPr>
-          <w:p/>
-        </w:tc>
-        <w:tc>
-          <w:tcPr>
-            <w:tcW w:w="472" w:type="dxa"/>
-            <w:tcBorders>
-              <w:top w:val="nil"/>
-              <w:left w:val="single" w:sz="3" w:space="0" w:color="BFBFBF"/>
-              <w:bottom w:val="nil"/>
-              <w:right w:val="nil"/>
-            </w:tcBorders>
-            <w:shd w:val="clear" w:color="auto" w:fill="F2F2F2"/>
-          </w:tcPr>
-          <w:p>
-            <w:pPr>
-              <w:ind w:left="110"/>
-            </w:pPr>
-            <w:r>
-              <w:rPr>
-                <w:rFonts w:ascii="Times New Roman" w:eastAsia="Times New Roman" w:hAnsi="Times New Roman" w:cs="Times New Roman"/>
-                <w:color w:val="1B1C1D"/>
-                <w:sz w:val="24"/>
-              </w:rPr>
-              <w:t>7.</w:t>
-            </w:r>
-            <w:r>
-              <w:rPr>
-                <w:rFonts w:ascii="Arial" w:eastAsia="Arial" w:hAnsi="Arial" w:cs="Arial"/>
-                <w:color w:val="1B1C1D"/>
-                <w:sz w:val="24"/>
-              </w:rPr>
-              <w:t xml:space="preserve"> </w:t>
-            </w:r>
-          </w:p>
-        </w:tc>
-        <w:tc>
-          <w:tcPr>
-            <w:tcW w:w="7995" w:type="dxa"/>
-            <w:tcBorders>
-              <w:top w:val="nil"/>
-              <w:left w:val="nil"/>
-              <w:bottom w:val="nil"/>
-              <w:right w:val="single" w:sz="3" w:space="0" w:color="BFBFBF"/>
-            </w:tcBorders>
-            <w:shd w:val="clear" w:color="auto" w:fill="F2F2F2"/>
-          </w:tcPr>
-          <w:p>
-            <w:r>
-              <w:rPr>
-                <w:rFonts w:ascii="Times New Roman" w:eastAsia="Times New Roman" w:hAnsi="Times New Roman" w:cs="Times New Roman"/>
-                <w:color w:val="1B1C1D"/>
-                <w:sz w:val="24"/>
-              </w:rPr>
-              <w:t xml:space="preserve">O sistema notifica o usuário sobre o sucesso da importação. </w:t>
-            </w:r>
-          </w:p>
-        </w:tc>
-      </w:tr>
-      <w:tr>
-        <w:tblPrEx>
-          <w:tblCellMar>
-            <w:top w:w="23" w:type="dxa"/>
-            <w:left w:w="0" w:type="dxa"/>
-          </w:tblCellMar>
-        </w:tblPrEx>
-        <w:trPr>
-          <w:trHeight w:val="277"/>
-        </w:trPr>
-        <w:tc>
-          <w:tcPr>
-            <w:tcW w:w="2309" w:type="dxa"/>
-            <w:tcBorders>
-              <w:top w:val="nil"/>
-              <w:left w:val="single" w:sz="3" w:space="0" w:color="BFBFBF"/>
-              <w:bottom w:val="nil"/>
-              <w:right w:val="single" w:sz="3" w:space="0" w:color="BFBFBF"/>
-            </w:tcBorders>
-            <w:shd w:val="clear" w:color="auto" w:fill="F2F2F2"/>
-          </w:tcPr>
-          <w:p/>
-        </w:tc>
-        <w:tc>
-          <w:tcPr>
-            <w:tcW w:w="472" w:type="dxa"/>
-            <w:tcBorders>
-              <w:top w:val="nil"/>
-              <w:left w:val="single" w:sz="3" w:space="0" w:color="BFBFBF"/>
-              <w:bottom w:val="nil"/>
-              <w:right w:val="nil"/>
-            </w:tcBorders>
-            <w:shd w:val="clear" w:color="auto" w:fill="F2F2F2"/>
-          </w:tcPr>
-          <w:p>
-            <w:pPr>
-              <w:ind w:left="110"/>
-            </w:pPr>
-            <w:r>
-              <w:rPr>
-                <w:rFonts w:ascii="Times New Roman" w:eastAsia="Times New Roman" w:hAnsi="Times New Roman" w:cs="Times New Roman"/>
-                <w:color w:val="1B1C1D"/>
-                <w:sz w:val="24"/>
-              </w:rPr>
-              <w:t>8.</w:t>
-            </w:r>
-            <w:r>
-              <w:rPr>
-                <w:rFonts w:ascii="Arial" w:eastAsia="Arial" w:hAnsi="Arial" w:cs="Arial"/>
-                <w:color w:val="1B1C1D"/>
-                <w:sz w:val="24"/>
-              </w:rPr>
-              <w:t xml:space="preserve"> </w:t>
-            </w:r>
-          </w:p>
-        </w:tc>
-        <w:tc>
-          <w:tcPr>
-            <w:tcW w:w="7995" w:type="dxa"/>
-            <w:tcBorders>
-              <w:top w:val="nil"/>
-              <w:left w:val="nil"/>
-              <w:bottom w:val="nil"/>
-              <w:right w:val="single" w:sz="3" w:space="0" w:color="BFBFBF"/>
-            </w:tcBorders>
-            <w:shd w:val="clear" w:color="auto" w:fill="F2F2F2"/>
-          </w:tcPr>
-          <w:p>
-            <w:r>
-              <w:rPr>
-                <w:rFonts w:ascii="Times New Roman" w:eastAsia="Times New Roman" w:hAnsi="Times New Roman" w:cs="Times New Roman"/>
-                <w:color w:val="1B1C1D"/>
-                <w:sz w:val="24"/>
-              </w:rPr>
-              <w:t xml:space="preserve">O sistema destaca as transações que podem necessitar de categorização manual. </w:t>
-            </w:r>
-          </w:p>
-        </w:tc>
-      </w:tr>
-      <w:tr>
-        <w:tblPrEx>
-          <w:tblCellMar>
-            <w:top w:w="23" w:type="dxa"/>
-            <w:left w:w="0" w:type="dxa"/>
-          </w:tblCellMar>
-        </w:tblPrEx>
-        <w:trPr>
-          <w:trHeight w:val="525"/>
-        </w:trPr>
-        <w:tc>
-          <w:tcPr>
-            <w:tcW w:w="2309" w:type="dxa"/>
-            <w:tcBorders>
-              <w:top w:val="nil"/>
-              <w:left w:val="single" w:sz="3" w:space="0" w:color="BFBFBF"/>
-              <w:bottom w:val="single" w:sz="3" w:space="0" w:color="BFBFBF"/>
-              <w:right w:val="single" w:sz="3" w:space="0" w:color="BFBFBF"/>
-            </w:tcBorders>
-            <w:shd w:val="clear" w:color="auto" w:fill="F2F2F2"/>
-          </w:tcPr>
-          <w:p/>
-        </w:tc>
-        <w:tc>
-          <w:tcPr>
-            <w:tcW w:w="472" w:type="dxa"/>
-            <w:tcBorders>
-              <w:top w:val="nil"/>
-              <w:left w:val="single" w:sz="3" w:space="0" w:color="BFBFBF"/>
-              <w:bottom w:val="single" w:sz="3" w:space="0" w:color="BFBFBF"/>
-              <w:right w:val="nil"/>
-            </w:tcBorders>
-            <w:shd w:val="clear" w:color="auto" w:fill="F2F2F2"/>
-          </w:tcPr>
-          <w:p>
-            <w:pPr>
-              <w:ind w:left="110"/>
-            </w:pPr>
-            <w:r>
-              <w:rPr>
-                <w:rFonts w:ascii="Times New Roman" w:eastAsia="Times New Roman" w:hAnsi="Times New Roman" w:cs="Times New Roman"/>
-                <w:color w:val="1B1C1D"/>
-                <w:sz w:val="24"/>
-              </w:rPr>
-              <w:t>9.</w:t>
-            </w:r>
-            <w:r>
-              <w:rPr>
-                <w:rFonts w:ascii="Arial" w:eastAsia="Arial" w:hAnsi="Arial" w:cs="Arial"/>
-                <w:color w:val="1B1C1D"/>
-                <w:sz w:val="24"/>
-              </w:rPr>
-              <w:t xml:space="preserve"> </w:t>
-            </w:r>
-          </w:p>
-          <w:p>
-            <w:pPr>
-              <w:ind w:left="110"/>
-            </w:pPr>
-            <w:r>
-              <w:rPr>
-                <w:rFonts w:ascii="Times New Roman" w:eastAsia="Times New Roman" w:hAnsi="Times New Roman" w:cs="Times New Roman"/>
-                <w:color w:val="1B1C1D"/>
-                <w:sz w:val="24"/>
-              </w:rPr>
-              <w:t xml:space="preserve"> </w:t>
-            </w:r>
-          </w:p>
-        </w:tc>
-        <w:tc>
-          <w:tcPr>
-            <w:tcW w:w="7995" w:type="dxa"/>
-            <w:tcBorders>
-              <w:top w:val="nil"/>
-              <w:left w:val="nil"/>
-              <w:bottom w:val="single" w:sz="3" w:space="0" w:color="BFBFBF"/>
-              <w:right w:val="single" w:sz="3" w:space="0" w:color="BFBFBF"/>
-            </w:tcBorders>
-            <w:shd w:val="clear" w:color="auto" w:fill="F2F2F2"/>
-          </w:tcPr>
-          <w:p>
-            <w:r>
-              <w:rPr>
-                <w:rFonts w:ascii="Times New Roman" w:eastAsia="Times New Roman" w:hAnsi="Times New Roman" w:cs="Times New Roman"/>
-                <w:color w:val="1B1C1D"/>
-                <w:sz w:val="24"/>
-              </w:rPr>
-              <w:t xml:space="preserve">O processo é concluído e os dados do extrato ficam visíveis no sistema. </w:t>
-            </w:r>
-          </w:p>
-        </w:tc>
-      </w:tr>
-      <w:tr>
-        <w:tblPrEx>
-          <w:tblCellMar>
-            <w:top w:w="23" w:type="dxa"/>
-            <w:left w:w="0" w:type="dxa"/>
-          </w:tblCellMar>
-        </w:tblPrEx>
-        <w:trPr>
-          <w:trHeight w:val="525"/>
-        </w:trPr>
-        <w:tc>
-          <w:tcPr>
-            <w:tcW w:w="2309" w:type="dxa"/>
-            <w:tcBorders>
-              <w:top w:val="nil"/>
-              <w:left w:val="single" w:sz="3" w:space="0" w:color="BFBFBF"/>
-              <w:bottom w:val="single" w:sz="3" w:space="0" w:color="BFBFBF"/>
-              <w:right w:val="single" w:sz="3" w:space="0" w:color="BFBFBF"/>
-            </w:tcBorders>
-          </w:tcPr>
-          <w:p>
-            <w:r>
-              <w:rPr>
-                <w:rFonts w:ascii="Times New Roman" w:eastAsia="Times New Roman" w:hAnsi="Times New Roman" w:cs="Times New Roman"/>
-                <w:b/>
-                <w:color w:val="1B1C1D"/>
-                <w:sz w:val="24"/>
-              </w:rPr>
-              <w:t>Fluxo Alternativo:</w:t>
-            </w:r>
-          </w:p>
-        </w:tc>
-        <w:tc>
-          <w:tcPr>
-            <w:tcW w:w="472" w:type="dxa"/>
-            <w:tcBorders>
-              <w:top w:val="nil"/>
-              <w:left w:val="single" w:sz="3" w:space="0" w:color="BFBFBF"/>
-              <w:bottom w:val="single" w:sz="3" w:space="0" w:color="BFBFBF"/>
-              <w:right w:val="nil"/>
-            </w:tcBorders>
-          </w:tcPr>
-          <w:p>
-            <w:pPr>
-              <w:ind w:left="110"/>
-              <w:rPr>
-                <w:rFonts w:ascii="Times New Roman" w:eastAsia="Times New Roman" w:hAnsi="Times New Roman" w:cs="Times New Roman"/>
-                <w:color w:val="1B1C1D"/>
-                <w:sz w:val="24"/>
-              </w:rPr>
-            </w:pPr>
-          </w:p>
-        </w:tc>
-        <w:tc>
-          <w:tcPr>
-            <w:tcW w:w="7995" w:type="dxa"/>
-            <w:tcBorders>
-              <w:top w:val="nil"/>
-              <w:left w:val="nil"/>
-              <w:bottom w:val="single" w:sz="3" w:space="0" w:color="BFBFBF"/>
-              <w:right w:val="single" w:sz="3" w:space="0" w:color="BFBFBF"/>
-            </w:tcBorders>
-          </w:tcPr>
-          <w:p>
-            <w:pPr>
-              <w:rPr>
-                <w:rFonts w:ascii="Times New Roman" w:eastAsia="Times New Roman" w:hAnsi="Times New Roman" w:cs="Times New Roman"/>
-                <w:color w:val="1B1C1D"/>
-                <w:sz w:val="24"/>
-              </w:rPr>
-            </w:pPr>
-            <w:r>
-              <w:rPr>
-                <w:rFonts w:ascii="Times New Roman" w:eastAsia="Times New Roman" w:hAnsi="Times New Roman" w:cs="Times New Roman"/>
-                <w:b/>
-                <w:bCs/>
-                <w:color w:val="1B1C1D"/>
-                <w:sz w:val="24"/>
-              </w:rPr>
-              <w:t>FA01 – Transações não categorizadas automaticamente</w:t>
-            </w:r>
-          </w:p>
-          <w:p>
-            <w:pPr>
               <w:numPr>
                 <w:ilvl w:val="0"/>
-                <w:numId w:val="47"/>
+                <w:numId w:val="3"/>
               </w:numPr>
-              <w:tabs>
-                <w:tab w:val="num" w:pos="720"/>
-              </w:tabs>
-              <w:rPr>
-                <w:rFonts w:ascii="Times New Roman" w:eastAsia="Times New Roman" w:hAnsi="Times New Roman" w:cs="Times New Roman"/>
-                <w:color w:val="1B1C1D"/>
-                <w:sz w:val="24"/>
-              </w:rPr>
-            </w:pPr>
-            <w:r>
-              <w:rPr>
-                <w:rFonts w:ascii="Times New Roman" w:eastAsia="Times New Roman" w:hAnsi="Times New Roman" w:cs="Times New Roman"/>
-                <w:color w:val="1B1C1D"/>
-                <w:sz w:val="24"/>
-              </w:rPr>
-              <w:t>Caso o sistema não consiga categorizar algumas transações automaticamente, ele destacará essas transações.</w:t>
+              <w:ind w:hanging="362"/>
+            </w:pPr>
+            <w:r>
+              <w:rPr>
+                <w:rFonts w:ascii="Times New Roman" w:eastAsia="Times New Roman" w:hAnsi="Times New Roman" w:cs="Times New Roman"/>
+                <w:color w:val="1B1C1D"/>
+                <w:sz w:val="24"/>
+              </w:rPr>
+              <w:t xml:space="preserve">O usuário deve estar autenticado no sistema. </w:t>
             </w:r>
           </w:p>
           <w:p>
             <w:pPr>
               <w:numPr>
                 <w:ilvl w:val="0"/>
-                <w:numId w:val="47"/>
+                <w:numId w:val="3"/>
               </w:numPr>
-              <w:tabs>
-                <w:tab w:val="num" w:pos="720"/>
-              </w:tabs>
-              <w:rPr>
-                <w:rFonts w:ascii="Times New Roman" w:eastAsia="Times New Roman" w:hAnsi="Times New Roman" w:cs="Times New Roman"/>
-                <w:color w:val="1B1C1D"/>
-                <w:sz w:val="24"/>
-              </w:rPr>
-            </w:pPr>
-            <w:r>
-              <w:rPr>
-                <w:rFonts w:ascii="Times New Roman" w:eastAsia="Times New Roman" w:hAnsi="Times New Roman" w:cs="Times New Roman"/>
-                <w:color w:val="1B1C1D"/>
-                <w:sz w:val="24"/>
-              </w:rPr>
-              <w:t>O usuário poderá selecionar manualmente a categoria correta antes de concluir a importação.</w:t>
-            </w:r>
-          </w:p>
-          <w:p>
-            <w:pPr>
-              <w:rPr>
-                <w:rFonts w:ascii="Times New Roman" w:eastAsia="Times New Roman" w:hAnsi="Times New Roman" w:cs="Times New Roman"/>
-                <w:color w:val="1B1C1D"/>
-                <w:sz w:val="24"/>
-              </w:rPr>
-            </w:pPr>
-          </w:p>
-        </w:tc>
-      </w:tr>
-      <w:tr>
-        <w:tblPrEx>
-          <w:tblCellMar>
-            <w:top w:w="23" w:type="dxa"/>
-            <w:left w:w="0" w:type="dxa"/>
-          </w:tblCellMar>
-        </w:tblPrEx>
-        <w:trPr>
-          <w:trHeight w:val="1029"/>
-        </w:trPr>
-        <w:tc>
-          <w:tcPr>
-            <w:tcW w:w="2309" w:type="dxa"/>
-            <w:tcBorders>
-              <w:top w:val="nil"/>
-              <w:left w:val="single" w:sz="3" w:space="0" w:color="BFBFBF"/>
-              <w:bottom w:val="single" w:sz="3" w:space="0" w:color="BFBFBF"/>
-              <w:right w:val="single" w:sz="3" w:space="0" w:color="BFBFBF"/>
-            </w:tcBorders>
-            <w:shd w:val="clear" w:color="auto" w:fill="E8E8E8" w:themeFill="background2"/>
-          </w:tcPr>
-          <w:p>
-            <w:r>
-              <w:rPr>
-                <w:rFonts w:ascii="Times New Roman" w:eastAsia="Times New Roman" w:hAnsi="Times New Roman" w:cs="Times New Roman"/>
-                <w:b/>
-                <w:color w:val="1B1C1D"/>
-                <w:sz w:val="24"/>
-              </w:rPr>
-              <w:t>Fluxo de Exceção</w:t>
-            </w:r>
-          </w:p>
-        </w:tc>
-        <w:tc>
-          <w:tcPr>
-            <w:tcW w:w="472" w:type="dxa"/>
-            <w:tcBorders>
-              <w:top w:val="nil"/>
-              <w:left w:val="single" w:sz="3" w:space="0" w:color="BFBFBF"/>
-              <w:bottom w:val="single" w:sz="3" w:space="0" w:color="BFBFBF"/>
-              <w:right w:val="nil"/>
-            </w:tcBorders>
-            <w:shd w:val="clear" w:color="auto" w:fill="E8E8E8" w:themeFill="background2"/>
-          </w:tcPr>
-          <w:p>
-            <w:pPr>
-              <w:ind w:left="110"/>
-              <w:rPr>
-                <w:rFonts w:ascii="Times New Roman" w:eastAsia="Times New Roman" w:hAnsi="Times New Roman" w:cs="Times New Roman"/>
-                <w:b/>
-                <w:color w:val="1B1C1D"/>
-                <w:sz w:val="24"/>
-              </w:rPr>
-            </w:pPr>
-          </w:p>
-        </w:tc>
-        <w:tc>
-          <w:tcPr>
-            <w:tcW w:w="7995" w:type="dxa"/>
-            <w:tcBorders>
-              <w:top w:val="nil"/>
-              <w:left w:val="nil"/>
-              <w:bottom w:val="single" w:sz="3" w:space="0" w:color="BFBFBF"/>
-              <w:right w:val="single" w:sz="3" w:space="0" w:color="BFBFBF"/>
-            </w:tcBorders>
-            <w:shd w:val="clear" w:color="auto" w:fill="E8E8E8" w:themeFill="background2"/>
-          </w:tcPr>
-          <w:p>
-            <w:pPr>
-              <w:ind w:right="53"/>
-              <w:jc w:val="both"/>
-              <w:rPr>
-                <w:rFonts w:ascii="Times New Roman" w:eastAsia="Times New Roman" w:hAnsi="Times New Roman" w:cs="Times New Roman"/>
-                <w:b/>
-                <w:bCs/>
-                <w:color w:val="1B1C1D"/>
-                <w:sz w:val="24"/>
-              </w:rPr>
-            </w:pPr>
-            <w:r>
-              <w:rPr>
-                <w:rFonts w:ascii="Times New Roman" w:eastAsia="Times New Roman" w:hAnsi="Times New Roman" w:cs="Times New Roman"/>
-                <w:b/>
-                <w:bCs/>
-                <w:color w:val="1B1C1D"/>
-                <w:sz w:val="24"/>
-              </w:rPr>
-              <w:t>FE01 – Arquivo em formato inválido</w:t>
-            </w:r>
-          </w:p>
-          <w:p>
-            <w:pPr>
-              <w:pStyle w:val="PargrafodaLista"/>
-              <w:numPr>
-                <w:ilvl w:val="0"/>
-                <w:numId w:val="68"/>
-              </w:numPr>
-              <w:ind w:right="53"/>
-              <w:jc w:val="both"/>
-              <w:rPr>
-                <w:rFonts w:ascii="Times New Roman" w:eastAsia="Times New Roman" w:hAnsi="Times New Roman" w:cs="Times New Roman"/>
-                <w:color w:val="1B1C1D"/>
-                <w:sz w:val="24"/>
-              </w:rPr>
-            </w:pPr>
-            <w:r>
-              <w:rPr>
-                <w:rFonts w:ascii="Times New Roman" w:eastAsia="Times New Roman" w:hAnsi="Times New Roman" w:cs="Times New Roman"/>
-                <w:color w:val="1B1C1D"/>
-                <w:sz w:val="24"/>
-              </w:rPr>
-              <w:t>Se o usuário tentar importar um arquivo em formato não suportado (extensão ou estrutura incompatível), o processo de importação será interrompido.</w:t>
-            </w:r>
-          </w:p>
-          <w:p>
-            <w:pPr>
-              <w:pStyle w:val="PargrafodaLista"/>
-              <w:numPr>
-                <w:ilvl w:val="0"/>
-                <w:numId w:val="68"/>
-              </w:numPr>
-              <w:ind w:right="53"/>
-              <w:jc w:val="both"/>
-              <w:rPr>
-                <w:rFonts w:ascii="Times New Roman" w:eastAsia="Times New Roman" w:hAnsi="Times New Roman" w:cs="Times New Roman"/>
-                <w:color w:val="1B1C1D"/>
-                <w:sz w:val="24"/>
-              </w:rPr>
-            </w:pPr>
-            <w:r>
-              <w:rPr>
-                <w:rFonts w:ascii="Times New Roman" w:eastAsia="Times New Roman" w:hAnsi="Times New Roman" w:cs="Times New Roman"/>
-                <w:color w:val="1B1C1D"/>
-                <w:sz w:val="24"/>
-              </w:rPr>
-              <w:t>O sistema exibirá uma mensagem informando o formato correto e solicitará um novo arquivo.</w:t>
-            </w:r>
-          </w:p>
-          <w:p>
-            <w:pPr>
-              <w:ind w:right="53"/>
-              <w:jc w:val="both"/>
-              <w:rPr>
-                <w:rFonts w:ascii="Times New Roman" w:eastAsia="Times New Roman" w:hAnsi="Times New Roman" w:cs="Times New Roman"/>
-                <w:b/>
-                <w:bCs/>
-                <w:color w:val="1B1C1D"/>
-                <w:sz w:val="24"/>
-              </w:rPr>
-            </w:pPr>
-            <w:r>
-              <w:rPr>
-                <w:rFonts w:ascii="Times New Roman" w:eastAsia="Times New Roman" w:hAnsi="Times New Roman" w:cs="Times New Roman"/>
-                <w:b/>
-                <w:bCs/>
-                <w:color w:val="1B1C1D"/>
-                <w:sz w:val="24"/>
-              </w:rPr>
-              <w:lastRenderedPageBreak/>
-              <w:t>FE02 – Transações duplicadas</w:t>
-            </w:r>
-          </w:p>
-          <w:p>
-            <w:pPr>
-              <w:pStyle w:val="PargrafodaLista"/>
-              <w:numPr>
-                <w:ilvl w:val="0"/>
-                <w:numId w:val="69"/>
-              </w:numPr>
-              <w:ind w:right="53"/>
-              <w:jc w:val="both"/>
-              <w:rPr>
-                <w:rFonts w:ascii="Times New Roman" w:eastAsia="Times New Roman" w:hAnsi="Times New Roman" w:cs="Times New Roman"/>
-                <w:color w:val="1B1C1D"/>
-                <w:sz w:val="24"/>
-              </w:rPr>
-            </w:pPr>
-            <w:r>
-              <w:rPr>
-                <w:rFonts w:ascii="Times New Roman" w:eastAsia="Times New Roman" w:hAnsi="Times New Roman" w:cs="Times New Roman"/>
-                <w:color w:val="1B1C1D"/>
-                <w:sz w:val="24"/>
-              </w:rPr>
-              <w:t>Se o sistema identificar transações repetidas durante a importação, ele notificará o usuário sobre a duplicidade.</w:t>
-            </w:r>
-          </w:p>
-          <w:p>
-            <w:pPr>
-              <w:pStyle w:val="PargrafodaLista"/>
-              <w:numPr>
-                <w:ilvl w:val="0"/>
-                <w:numId w:val="69"/>
-              </w:numPr>
-              <w:ind w:right="53"/>
-              <w:jc w:val="both"/>
-              <w:rPr>
-                <w:rFonts w:ascii="Times New Roman" w:eastAsia="Times New Roman" w:hAnsi="Times New Roman" w:cs="Times New Roman"/>
-                <w:color w:val="1B1C1D"/>
-                <w:sz w:val="24"/>
-              </w:rPr>
-            </w:pPr>
-            <w:r>
-              <w:rPr>
-                <w:rFonts w:ascii="Times New Roman" w:eastAsia="Times New Roman" w:hAnsi="Times New Roman" w:cs="Times New Roman"/>
-                <w:color w:val="1B1C1D"/>
-                <w:sz w:val="24"/>
-              </w:rPr>
-              <w:t>O usuário poderá optar por ignorar as duplicatas ou substituí-las pelas novas informações.</w:t>
-            </w:r>
-          </w:p>
-          <w:p>
-            <w:pPr>
-              <w:ind w:right="53"/>
-              <w:jc w:val="both"/>
-              <w:rPr>
-                <w:rFonts w:ascii="Times New Roman" w:eastAsia="Times New Roman" w:hAnsi="Times New Roman" w:cs="Times New Roman"/>
-                <w:b/>
-                <w:bCs/>
-                <w:color w:val="1B1C1D"/>
-                <w:sz w:val="24"/>
-              </w:rPr>
-            </w:pPr>
-            <w:r>
-              <w:rPr>
-                <w:rFonts w:ascii="Times New Roman" w:eastAsia="Times New Roman" w:hAnsi="Times New Roman" w:cs="Times New Roman"/>
-                <w:b/>
-                <w:bCs/>
-                <w:color w:val="1B1C1D"/>
-                <w:sz w:val="24"/>
-              </w:rPr>
-              <w:t>FE03 – Falha técnica no processamento</w:t>
-            </w:r>
-          </w:p>
-          <w:p>
-            <w:pPr>
-              <w:pStyle w:val="PargrafodaLista"/>
-              <w:numPr>
-                <w:ilvl w:val="0"/>
-                <w:numId w:val="70"/>
-              </w:numPr>
-              <w:ind w:right="53"/>
-              <w:jc w:val="both"/>
-              <w:rPr>
-                <w:rFonts w:ascii="Times New Roman" w:eastAsia="Times New Roman" w:hAnsi="Times New Roman" w:cs="Times New Roman"/>
-                <w:color w:val="1B1C1D"/>
-                <w:sz w:val="24"/>
-              </w:rPr>
-            </w:pPr>
-            <w:r>
-              <w:rPr>
-                <w:rFonts w:ascii="Times New Roman" w:eastAsia="Times New Roman" w:hAnsi="Times New Roman" w:cs="Times New Roman"/>
-                <w:color w:val="1B1C1D"/>
-                <w:sz w:val="24"/>
-              </w:rPr>
-              <w:t>Caso ocorra uma falha técnica durante a leitura, cálculo ou gravação no banco de dados, o sistema interromperá a operação.</w:t>
-            </w:r>
-          </w:p>
-          <w:p>
-            <w:pPr>
-              <w:pStyle w:val="PargrafodaLista"/>
-              <w:numPr>
-                <w:ilvl w:val="0"/>
-                <w:numId w:val="70"/>
-              </w:numPr>
-              <w:ind w:right="53"/>
-              <w:jc w:val="both"/>
-              <w:rPr>
-                <w:rFonts w:ascii="Times New Roman" w:eastAsia="Times New Roman" w:hAnsi="Times New Roman" w:cs="Times New Roman"/>
-                <w:color w:val="1B1C1D"/>
-                <w:sz w:val="24"/>
-              </w:rPr>
-            </w:pPr>
-            <w:r>
-              <w:rPr>
-                <w:rFonts w:ascii="Times New Roman" w:eastAsia="Times New Roman" w:hAnsi="Times New Roman" w:cs="Times New Roman"/>
-                <w:color w:val="1B1C1D"/>
-                <w:sz w:val="24"/>
-              </w:rPr>
-              <w:t>O sistema exibirá uma mensagem de erro e registrará o problema para análise posterior.</w:t>
-            </w:r>
-          </w:p>
-          <w:p>
-            <w:pPr>
-              <w:pStyle w:val="PargrafodaLista"/>
-              <w:numPr>
-                <w:ilvl w:val="0"/>
-                <w:numId w:val="70"/>
-              </w:numPr>
-              <w:ind w:right="53"/>
-              <w:jc w:val="both"/>
-              <w:rPr>
-                <w:rFonts w:ascii="Times New Roman" w:eastAsia="Times New Roman" w:hAnsi="Times New Roman" w:cs="Times New Roman"/>
-                <w:b/>
-                <w:bCs/>
-                <w:color w:val="1B1C1D"/>
-                <w:sz w:val="24"/>
-              </w:rPr>
-            </w:pPr>
-            <w:r>
-              <w:rPr>
-                <w:rFonts w:ascii="Times New Roman" w:eastAsia="Times New Roman" w:hAnsi="Times New Roman" w:cs="Times New Roman"/>
-                <w:color w:val="1B1C1D"/>
-                <w:sz w:val="24"/>
-              </w:rPr>
-              <w:t>O usuário poderá tentar novamente ou retornar à tela anterior.</w:t>
-            </w:r>
-          </w:p>
-        </w:tc>
-      </w:tr>
-    </w:tbl>
-    <w:p>
-      <w:pPr>
-        <w:spacing w:after="202"/>
-        <w:ind w:left="-2"/>
-        <w:jc w:val="right"/>
-      </w:pPr>
-      <w:r>
-        <w:rPr>
-          <w:rFonts w:ascii="Times New Roman" w:eastAsia="Times New Roman" w:hAnsi="Times New Roman" w:cs="Times New Roman"/>
-          <w:b/>
-          <w:color w:val="1B1C1D"/>
-          <w:sz w:val="24"/>
-        </w:rPr>
-        <w:lastRenderedPageBreak/>
-        <w:t xml:space="preserve"> </w:t>
-      </w:r>
-    </w:p>
-    <w:p>
-      <w:pPr>
-        <w:spacing w:after="0"/>
-        <w:rPr>
-          <w:rFonts w:ascii="Times New Roman" w:eastAsia="Times New Roman" w:hAnsi="Times New Roman" w:cs="Times New Roman"/>
-          <w:b/>
-          <w:color w:val="1B1C1D"/>
-          <w:sz w:val="24"/>
-        </w:rPr>
-      </w:pPr>
-      <w:r>
-        <w:rPr>
-          <w:rFonts w:ascii="Times New Roman" w:eastAsia="Times New Roman" w:hAnsi="Times New Roman" w:cs="Times New Roman"/>
-          <w:b/>
-          <w:color w:val="1B1C1D"/>
-          <w:sz w:val="24"/>
-        </w:rPr>
-        <w:t xml:space="preserve"> </w:t>
-      </w:r>
-    </w:p>
-    <w:p>
-      <w:pPr>
-        <w:spacing w:after="0"/>
-        <w:rPr>
-          <w:sz w:val="24"/>
-        </w:rPr>
-      </w:pPr>
-    </w:p>
-    <w:p>
-      <w:pPr>
-        <w:spacing w:after="0"/>
-      </w:pPr>
-    </w:p>
-    <w:tbl>
-      <w:tblPr>
-        <w:tblStyle w:val="TableGrid"/>
-        <w:tblW w:w="10776" w:type="dxa"/>
-        <w:tblInd w:w="-1135" w:type="dxa"/>
-        <w:tblCellMar>
-          <w:top w:w="62" w:type="dxa"/>
-          <w:left w:w="106" w:type="dxa"/>
-          <w:right w:w="49" w:type="dxa"/>
-        </w:tblCellMar>
-        <w:tblLook w:val="04A0" w:firstRow="1" w:lastRow="0" w:firstColumn="1" w:lastColumn="0" w:noHBand="0" w:noVBand="1"/>
-      </w:tblPr>
-      <w:tblGrid>
-        <w:gridCol w:w="2309"/>
-        <w:gridCol w:w="8467"/>
-      </w:tblGrid>
-      <w:tr>
-        <w:trPr>
-          <w:trHeight w:val="285"/>
-        </w:trPr>
-        <w:tc>
-          <w:tcPr>
-            <w:tcW w:w="2309" w:type="dxa"/>
-            <w:tcBorders>
-              <w:top w:val="single" w:sz="3" w:space="0" w:color="BFBFBF"/>
-              <w:left w:val="single" w:sz="3" w:space="0" w:color="BFBFBF"/>
-              <w:bottom w:val="single" w:sz="3" w:space="0" w:color="BFBFBF"/>
-              <w:right w:val="single" w:sz="3" w:space="0" w:color="BFBFBF"/>
-            </w:tcBorders>
-          </w:tcPr>
-          <w:p>
-            <w:r>
-              <w:rPr>
-                <w:rFonts w:ascii="Times New Roman" w:eastAsia="Times New Roman" w:hAnsi="Times New Roman" w:cs="Times New Roman"/>
-                <w:b/>
-                <w:color w:val="1B1C1D"/>
-                <w:sz w:val="24"/>
-              </w:rPr>
-              <w:t>Nome:</w:t>
-            </w:r>
+              <w:ind w:hanging="362"/>
+            </w:pPr>
+            <w:r>
+              <w:rPr>
+                <w:rFonts w:ascii="Times New Roman" w:eastAsia="Times New Roman" w:hAnsi="Times New Roman" w:cs="Times New Roman"/>
+                <w:color w:val="1B1C1D"/>
+                <w:sz w:val="24"/>
+              </w:rPr>
+              <w:t xml:space="preserve">O sistema deve estar em operação e conectado ao banco de dados. </w:t>
+            </w:r>
+          </w:p>
+          <w:p>
+            <w:pPr>
+              <w:ind w:left="4"/>
+            </w:pPr>
             <w:r>
               <w:rPr>
                 <w:rFonts w:ascii="Times New Roman" w:eastAsia="Times New Roman" w:hAnsi="Times New Roman" w:cs="Times New Roman"/>
@@ -6696,38 +5064,13 @@
                 <w:sz w:val="24"/>
               </w:rPr>
               <w:t xml:space="preserve"> </w:t>
-            </w:r>
-          </w:p>
-        </w:tc>
-        <w:tc>
-          <w:tcPr>
-            <w:tcW w:w="8467" w:type="dxa"/>
-            <w:tcBorders>
-              <w:top w:val="single" w:sz="3" w:space="0" w:color="BFBFBF"/>
-              <w:left w:val="single" w:sz="3" w:space="0" w:color="BFBFBF"/>
-              <w:bottom w:val="single" w:sz="3" w:space="0" w:color="BFBFBF"/>
-              <w:right w:val="single" w:sz="3" w:space="0" w:color="BFBFBF"/>
-            </w:tcBorders>
-          </w:tcPr>
-          <w:p>
-            <w:pPr>
-              <w:ind w:left="4"/>
-            </w:pPr>
-            <w:r>
-              <w:rPr>
-                <w:rFonts w:ascii="Times New Roman" w:eastAsia="Times New Roman" w:hAnsi="Times New Roman" w:cs="Times New Roman"/>
-                <w:b/>
-                <w:color w:val="1B1C1D"/>
-                <w:sz w:val="24"/>
-              </w:rPr>
-              <w:t xml:space="preserve">Controle de Contas Bancárias e Cartões </w:t>
             </w:r>
           </w:p>
         </w:tc>
       </w:tr>
       <w:tr>
         <w:trPr>
-          <w:trHeight w:val="836"/>
+          <w:trHeight w:val="3046"/>
         </w:trPr>
         <w:tc>
           <w:tcPr>
@@ -6748,7 +5091,7 @@
                 <w:color w:val="1B1C1D"/>
                 <w:sz w:val="24"/>
               </w:rPr>
-              <w:t xml:space="preserve">Descrição: </w:t>
+              <w:t xml:space="preserve">Fluxo Básico: </w:t>
             </w:r>
           </w:p>
         </w:tc>
@@ -6765,23 +5108,182 @@
           </w:tcPr>
           <w:p>
             <w:pPr>
-              <w:ind w:left="4" w:right="53"/>
-              <w:jc w:val="both"/>
-            </w:pPr>
-            <w:r>
-              <w:rPr>
-                <w:rFonts w:ascii="Times New Roman" w:eastAsia="Times New Roman" w:hAnsi="Times New Roman" w:cs="Times New Roman"/>
-                <w:color w:val="1B1C1D"/>
-                <w:sz w:val="24"/>
-              </w:rPr>
-              <w:t xml:space="preserve">Permitir que o usuário gerencie suas contas bancárias e cartões dentro do sistema, possibilitando cadastro, edição, exclusão, consulta de saldos e associação de movimentações financeiras. </w:t>
+              <w:numPr>
+                <w:ilvl w:val="0"/>
+                <w:numId w:val="4"/>
+              </w:numPr>
+              <w:ind w:hanging="362"/>
+            </w:pPr>
+            <w:r>
+              <w:rPr>
+                <w:rFonts w:ascii="Times New Roman" w:eastAsia="Times New Roman" w:hAnsi="Times New Roman" w:cs="Times New Roman"/>
+                <w:color w:val="1B1C1D"/>
+                <w:sz w:val="24"/>
+              </w:rPr>
+              <w:t xml:space="preserve">O usuário acessa a funcionalidade de controle de contas bancárias e cartões. </w:t>
+            </w:r>
+          </w:p>
+          <w:p>
+            <w:pPr>
+              <w:numPr>
+                <w:ilvl w:val="0"/>
+                <w:numId w:val="4"/>
+              </w:numPr>
+              <w:ind w:hanging="362"/>
+            </w:pPr>
+            <w:r>
+              <w:rPr>
+                <w:rFonts w:ascii="Times New Roman" w:eastAsia="Times New Roman" w:hAnsi="Times New Roman" w:cs="Times New Roman"/>
+                <w:color w:val="1B1C1D"/>
+                <w:sz w:val="24"/>
+              </w:rPr>
+              <w:t>O usuário pode cadastrar uma nova conta bancária ou cartão de crédito, informando os seguintes dados:</w:t>
+            </w:r>
+          </w:p>
+          <w:p>
+            <w:pPr>
+              <w:numPr>
+                <w:ilvl w:val="0"/>
+                <w:numId w:val="20"/>
+              </w:numPr>
+              <w:ind w:hanging="362"/>
+              <w:rPr>
+                <w:rFonts w:ascii="Times New Roman" w:hAnsi="Times New Roman" w:cs="Times New Roman"/>
+                <w:sz w:val="24"/>
+              </w:rPr>
+            </w:pPr>
+            <w:r>
+              <w:rPr>
+                <w:rFonts w:ascii="Times New Roman" w:hAnsi="Times New Roman" w:cs="Times New Roman"/>
+                <w:sz w:val="24"/>
+              </w:rPr>
+              <w:t>Conta bancária: nome da instituição, tipo de conta e saldo.</w:t>
+            </w:r>
+          </w:p>
+          <w:p>
+            <w:pPr>
+              <w:numPr>
+                <w:ilvl w:val="0"/>
+                <w:numId w:val="20"/>
+              </w:numPr>
+              <w:ind w:hanging="362"/>
+              <w:rPr>
+                <w:rFonts w:ascii="Times New Roman" w:hAnsi="Times New Roman" w:cs="Times New Roman"/>
+                <w:sz w:val="24"/>
+              </w:rPr>
+            </w:pPr>
+            <w:r>
+              <w:rPr>
+                <w:rFonts w:ascii="Times New Roman" w:hAnsi="Times New Roman" w:cs="Times New Roman"/>
+                <w:sz w:val="24"/>
+              </w:rPr>
+              <w:t>Cartão de crédito: nome do cartão, bandeira, limite, dia de fechamento, dia de vencimento e conta vinculada.</w:t>
+            </w:r>
+          </w:p>
+          <w:p>
+            <w:pPr>
+              <w:numPr>
+                <w:ilvl w:val="0"/>
+                <w:numId w:val="4"/>
+              </w:numPr>
+              <w:ind w:hanging="362"/>
+            </w:pPr>
+            <w:r>
+              <w:rPr>
+                <w:rFonts w:ascii="Times New Roman" w:eastAsia="Times New Roman" w:hAnsi="Times New Roman" w:cs="Times New Roman"/>
+                <w:color w:val="1B1C1D"/>
+                <w:sz w:val="24"/>
+              </w:rPr>
+              <w:t>O usuário pode excluir</w:t>
+            </w:r>
+            <w:r>
+              <w:rPr>
+                <w:rFonts w:ascii="Times New Roman" w:eastAsia="Times New Roman" w:hAnsi="Times New Roman" w:cs="Times New Roman"/>
+                <w:color w:val="1B1C1D"/>
+                <w:sz w:val="24"/>
+              </w:rPr>
+              <w:t xml:space="preserve"> e editar</w:t>
+            </w:r>
+            <w:r>
+              <w:rPr>
+                <w:rFonts w:ascii="Times New Roman" w:eastAsia="Times New Roman" w:hAnsi="Times New Roman" w:cs="Times New Roman"/>
+                <w:color w:val="1B1C1D"/>
+                <w:sz w:val="24"/>
+              </w:rPr>
+              <w:t xml:space="preserve"> uma conta ou cartão, caso necessário. </w:t>
+            </w:r>
+          </w:p>
+          <w:p>
+            <w:pPr>
+              <w:numPr>
+                <w:ilvl w:val="0"/>
+                <w:numId w:val="4"/>
+              </w:numPr>
+              <w:spacing w:after="1" w:line="238" w:lineRule="auto"/>
+              <w:ind w:hanging="362"/>
+            </w:pPr>
+            <w:r>
+              <w:rPr>
+                <w:rFonts w:ascii="Times New Roman" w:eastAsia="Times New Roman" w:hAnsi="Times New Roman" w:cs="Times New Roman"/>
+                <w:color w:val="1B1C1D"/>
+                <w:sz w:val="24"/>
+              </w:rPr>
+              <w:t xml:space="preserve">O sistema possibilita a consulta rápida do saldo, calculado com base nas movimentações registradas. </w:t>
+            </w:r>
+          </w:p>
+          <w:p>
+            <w:pPr>
+              <w:numPr>
+                <w:ilvl w:val="0"/>
+                <w:numId w:val="4"/>
+              </w:numPr>
+              <w:spacing w:after="8" w:line="238" w:lineRule="auto"/>
+              <w:ind w:hanging="362"/>
+            </w:pPr>
+            <w:r>
+              <w:rPr>
+                <w:rFonts w:ascii="Times New Roman" w:eastAsia="Times New Roman" w:hAnsi="Times New Roman" w:cs="Times New Roman"/>
+                <w:color w:val="1B1C1D"/>
+                <w:sz w:val="24"/>
+              </w:rPr>
+              <w:t xml:space="preserve">O usuário associa receitas e despesas a uma conta ou cartão específico, permitindo um controle financeiro detalhado. </w:t>
+            </w:r>
+          </w:p>
+          <w:p>
+            <w:pPr>
+              <w:numPr>
+                <w:ilvl w:val="0"/>
+                <w:numId w:val="4"/>
+              </w:numPr>
+              <w:ind w:hanging="362"/>
+            </w:pPr>
+            <w:r>
+              <w:rPr>
+                <w:rFonts w:ascii="Times New Roman" w:eastAsia="Times New Roman" w:hAnsi="Times New Roman" w:cs="Times New Roman"/>
+                <w:color w:val="1B1C1D"/>
+                <w:sz w:val="24"/>
+              </w:rPr>
+              <w:t xml:space="preserve">O processo é concluído com a informação devidamente atualizada ou consultada. </w:t>
+            </w:r>
+          </w:p>
+          <w:p>
+            <w:pPr>
+              <w:ind w:left="4"/>
+            </w:pPr>
+            <w:r>
+              <w:rPr>
+                <w:rFonts w:ascii="Times New Roman" w:eastAsia="Times New Roman" w:hAnsi="Times New Roman" w:cs="Times New Roman"/>
+                <w:color w:val="1B1C1D"/>
+                <w:sz w:val="24"/>
+              </w:rPr>
+              <w:t xml:space="preserve"> </w:t>
             </w:r>
           </w:p>
         </w:tc>
       </w:tr>
       <w:tr>
         <w:trPr>
-          <w:trHeight w:val="293"/>
+          <w:trHeight w:val="2634"/>
         </w:trPr>
         <w:tc>
           <w:tcPr>
@@ -6801,425 +5303,6 @@
                 <w:color w:val="1B1C1D"/>
                 <w:sz w:val="24"/>
               </w:rPr>
-              <w:t xml:space="preserve">Atores Primário: </w:t>
-            </w:r>
-          </w:p>
-        </w:tc>
-        <w:tc>
-          <w:tcPr>
-            <w:tcW w:w="8467" w:type="dxa"/>
-            <w:tcBorders>
-              <w:top w:val="single" w:sz="3" w:space="0" w:color="BFBFBF"/>
-              <w:left w:val="single" w:sz="3" w:space="0" w:color="BFBFBF"/>
-              <w:bottom w:val="single" w:sz="3" w:space="0" w:color="BFBFBF"/>
-              <w:right w:val="single" w:sz="3" w:space="0" w:color="BFBFBF"/>
-            </w:tcBorders>
-          </w:tcPr>
-          <w:p>
-            <w:pPr>
-              <w:ind w:left="4"/>
-            </w:pPr>
-            <w:r>
-              <w:rPr>
-                <w:rFonts w:ascii="Times New Roman" w:eastAsia="Times New Roman" w:hAnsi="Times New Roman" w:cs="Times New Roman"/>
-                <w:color w:val="1B1C1D"/>
-                <w:sz w:val="24"/>
-              </w:rPr>
-              <w:t xml:space="preserve">Usuário </w:t>
-            </w:r>
-          </w:p>
-        </w:tc>
-      </w:tr>
-      <w:tr>
-        <w:trPr>
-          <w:trHeight w:val="282"/>
-        </w:trPr>
-        <w:tc>
-          <w:tcPr>
-            <w:tcW w:w="2309" w:type="dxa"/>
-            <w:tcBorders>
-              <w:top w:val="single" w:sz="3" w:space="0" w:color="BFBFBF"/>
-              <w:left w:val="single" w:sz="3" w:space="0" w:color="BFBFBF"/>
-              <w:bottom w:val="single" w:sz="3" w:space="0" w:color="BFBFBF"/>
-              <w:right w:val="single" w:sz="3" w:space="0" w:color="BFBFBF"/>
-            </w:tcBorders>
-            <w:shd w:val="clear" w:color="auto" w:fill="F2F2F2"/>
-          </w:tcPr>
-          <w:p>
-            <w:pPr>
-              <w:jc w:val="both"/>
-            </w:pPr>
-            <w:r>
-              <w:rPr>
-                <w:rFonts w:ascii="Times New Roman" w:eastAsia="Times New Roman" w:hAnsi="Times New Roman" w:cs="Times New Roman"/>
-                <w:b/>
-                <w:color w:val="1B1C1D"/>
-                <w:sz w:val="24"/>
-              </w:rPr>
-              <w:t xml:space="preserve">Atores Secundários: </w:t>
-            </w:r>
-          </w:p>
-        </w:tc>
-        <w:tc>
-          <w:tcPr>
-            <w:tcW w:w="8467" w:type="dxa"/>
-            <w:tcBorders>
-              <w:top w:val="single" w:sz="3" w:space="0" w:color="BFBFBF"/>
-              <w:left w:val="single" w:sz="3" w:space="0" w:color="BFBFBF"/>
-              <w:bottom w:val="single" w:sz="3" w:space="0" w:color="BFBFBF"/>
-              <w:right w:val="single" w:sz="3" w:space="0" w:color="BFBFBF"/>
-            </w:tcBorders>
-            <w:shd w:val="clear" w:color="auto" w:fill="F2F2F2"/>
-          </w:tcPr>
-          <w:p>
-            <w:pPr>
-              <w:ind w:left="4"/>
-              <w:rPr>
-                <w:rFonts w:ascii="Times New Roman" w:eastAsia="Times New Roman" w:hAnsi="Times New Roman" w:cs="Times New Roman"/>
-                <w:color w:val="1B1C1D"/>
-                <w:sz w:val="24"/>
-              </w:rPr>
-            </w:pPr>
-            <w:r>
-              <w:rPr>
-                <w:rFonts w:ascii="Times New Roman" w:eastAsia="Times New Roman" w:hAnsi="Times New Roman" w:cs="Times New Roman"/>
-                <w:color w:val="1B1C1D"/>
-                <w:sz w:val="24"/>
-              </w:rPr>
-              <w:t xml:space="preserve">Sistema (aplicação web) </w:t>
-            </w:r>
-          </w:p>
-          <w:p>
-            <w:pPr>
-              <w:ind w:left="4"/>
-            </w:pPr>
-            <w:r>
-              <w:t>Banco de Dados</w:t>
-            </w:r>
-          </w:p>
-        </w:tc>
-      </w:tr>
-      <w:tr>
-        <w:trPr>
-          <w:trHeight w:val="875"/>
-        </w:trPr>
-        <w:tc>
-          <w:tcPr>
-            <w:tcW w:w="2309" w:type="dxa"/>
-            <w:tcBorders>
-              <w:top w:val="single" w:sz="3" w:space="0" w:color="BFBFBF"/>
-              <w:left w:val="single" w:sz="3" w:space="0" w:color="BFBFBF"/>
-              <w:bottom w:val="single" w:sz="3" w:space="0" w:color="BFBFBF"/>
-              <w:right w:val="single" w:sz="3" w:space="0" w:color="BFBFBF"/>
-            </w:tcBorders>
-          </w:tcPr>
-          <w:p>
-            <w:r>
-              <w:rPr>
-                <w:rFonts w:ascii="Times New Roman" w:eastAsia="Times New Roman" w:hAnsi="Times New Roman" w:cs="Times New Roman"/>
-                <w:b/>
-                <w:color w:val="1B1C1D"/>
-                <w:sz w:val="24"/>
-              </w:rPr>
-              <w:t xml:space="preserve">Pré-condição: </w:t>
-            </w:r>
-          </w:p>
-        </w:tc>
-        <w:tc>
-          <w:tcPr>
-            <w:tcW w:w="8467" w:type="dxa"/>
-            <w:tcBorders>
-              <w:top w:val="single" w:sz="3" w:space="0" w:color="BFBFBF"/>
-              <w:left w:val="single" w:sz="3" w:space="0" w:color="BFBFBF"/>
-              <w:bottom w:val="single" w:sz="3" w:space="0" w:color="BFBFBF"/>
-              <w:right w:val="single" w:sz="3" w:space="0" w:color="BFBFBF"/>
-            </w:tcBorders>
-          </w:tcPr>
-          <w:p>
-            <w:pPr>
-              <w:numPr>
-                <w:ilvl w:val="0"/>
-                <w:numId w:val="3"/>
-              </w:numPr>
-              <w:ind w:hanging="362"/>
-            </w:pPr>
-            <w:r>
-              <w:rPr>
-                <w:rFonts w:ascii="Times New Roman" w:eastAsia="Times New Roman" w:hAnsi="Times New Roman" w:cs="Times New Roman"/>
-                <w:color w:val="1B1C1D"/>
-                <w:sz w:val="24"/>
-              </w:rPr>
-              <w:t xml:space="preserve">O usuário deve estar autenticado no sistema. </w:t>
-            </w:r>
-          </w:p>
-          <w:p>
-            <w:pPr>
-              <w:numPr>
-                <w:ilvl w:val="0"/>
-                <w:numId w:val="3"/>
-              </w:numPr>
-              <w:ind w:hanging="362"/>
-            </w:pPr>
-            <w:r>
-              <w:rPr>
-                <w:rFonts w:ascii="Times New Roman" w:eastAsia="Times New Roman" w:hAnsi="Times New Roman" w:cs="Times New Roman"/>
-                <w:color w:val="1B1C1D"/>
-                <w:sz w:val="24"/>
-              </w:rPr>
-              <w:t xml:space="preserve">O sistema deve estar em operação e conectado ao banco de dados. </w:t>
-            </w:r>
-          </w:p>
-          <w:p>
-            <w:pPr>
-              <w:ind w:left="4"/>
-            </w:pPr>
-            <w:r>
-              <w:rPr>
-                <w:rFonts w:ascii="Times New Roman" w:eastAsia="Times New Roman" w:hAnsi="Times New Roman" w:cs="Times New Roman"/>
-                <w:color w:val="1B1C1D"/>
-                <w:sz w:val="24"/>
-              </w:rPr>
-              <w:t xml:space="preserve"> </w:t>
-            </w:r>
-          </w:p>
-        </w:tc>
-      </w:tr>
-      <w:tr>
-        <w:trPr>
-          <w:trHeight w:val="3046"/>
-        </w:trPr>
-        <w:tc>
-          <w:tcPr>
-            <w:tcW w:w="2309" w:type="dxa"/>
-            <w:tcBorders>
-              <w:top w:val="single" w:sz="3" w:space="0" w:color="BFBFBF"/>
-              <w:left w:val="single" w:sz="3" w:space="0" w:color="BFBFBF"/>
-              <w:bottom w:val="single" w:sz="3" w:space="0" w:color="BFBFBF"/>
-              <w:right w:val="single" w:sz="3" w:space="0" w:color="BFBFBF"/>
-            </w:tcBorders>
-            <w:shd w:val="clear" w:color="auto" w:fill="F2F2F2"/>
-          </w:tcPr>
-          <w:p>
-            <w:r>
-              <w:rPr>
-                <w:rFonts w:ascii="Times New Roman" w:eastAsia="Times New Roman" w:hAnsi="Times New Roman" w:cs="Times New Roman"/>
-                <w:b/>
-                <w:color w:val="1B1C1D"/>
-                <w:sz w:val="24"/>
-              </w:rPr>
-              <w:t xml:space="preserve">Fluxo Básico: </w:t>
-            </w:r>
-          </w:p>
-        </w:tc>
-        <w:tc>
-          <w:tcPr>
-            <w:tcW w:w="8467" w:type="dxa"/>
-            <w:tcBorders>
-              <w:top w:val="single" w:sz="3" w:space="0" w:color="BFBFBF"/>
-              <w:left w:val="single" w:sz="3" w:space="0" w:color="BFBFBF"/>
-              <w:bottom w:val="single" w:sz="3" w:space="0" w:color="BFBFBF"/>
-              <w:right w:val="single" w:sz="3" w:space="0" w:color="BFBFBF"/>
-            </w:tcBorders>
-            <w:shd w:val="clear" w:color="auto" w:fill="F2F2F2"/>
-          </w:tcPr>
-          <w:p>
-            <w:pPr>
-              <w:numPr>
-                <w:ilvl w:val="0"/>
-                <w:numId w:val="4"/>
-              </w:numPr>
-              <w:ind w:hanging="362"/>
-            </w:pPr>
-            <w:r>
-              <w:rPr>
-                <w:rFonts w:ascii="Times New Roman" w:eastAsia="Times New Roman" w:hAnsi="Times New Roman" w:cs="Times New Roman"/>
-                <w:color w:val="1B1C1D"/>
-                <w:sz w:val="24"/>
-              </w:rPr>
-              <w:t xml:space="preserve">O usuário acessa a funcionalidade de controle de contas bancárias e cartões. </w:t>
-            </w:r>
-          </w:p>
-          <w:p>
-            <w:pPr>
-              <w:numPr>
-                <w:ilvl w:val="0"/>
-                <w:numId w:val="4"/>
-              </w:numPr>
-              <w:ind w:hanging="362"/>
-            </w:pPr>
-            <w:r>
-              <w:rPr>
-                <w:rFonts w:ascii="Times New Roman" w:eastAsia="Times New Roman" w:hAnsi="Times New Roman" w:cs="Times New Roman"/>
-                <w:color w:val="1B1C1D"/>
-                <w:sz w:val="24"/>
-              </w:rPr>
-              <w:t>O usuário pode cadastrar uma nova conta bancária ou cartão de crédito, informando os seguintes dados:</w:t>
-            </w:r>
-          </w:p>
-          <w:p>
-            <w:pPr>
-              <w:numPr>
-                <w:ilvl w:val="0"/>
-                <w:numId w:val="20"/>
-              </w:numPr>
-              <w:ind w:hanging="362"/>
-              <w:rPr>
-                <w:rFonts w:ascii="Times New Roman" w:hAnsi="Times New Roman" w:cs="Times New Roman"/>
-                <w:sz w:val="24"/>
-              </w:rPr>
-            </w:pPr>
-            <w:r>
-              <w:rPr>
-                <w:rFonts w:ascii="Times New Roman" w:hAnsi="Times New Roman" w:cs="Times New Roman"/>
-                <w:sz w:val="24"/>
-              </w:rPr>
-              <w:t>Conta bancária: nome da instituição, tipo de conta e saldo.</w:t>
-            </w:r>
-          </w:p>
-          <w:p>
-            <w:pPr>
-              <w:numPr>
-                <w:ilvl w:val="0"/>
-                <w:numId w:val="20"/>
-              </w:numPr>
-              <w:ind w:hanging="362"/>
-              <w:rPr>
-                <w:rFonts w:ascii="Times New Roman" w:hAnsi="Times New Roman" w:cs="Times New Roman"/>
-                <w:sz w:val="24"/>
-              </w:rPr>
-            </w:pPr>
-            <w:r>
-              <w:rPr>
-                <w:rFonts w:ascii="Times New Roman" w:hAnsi="Times New Roman" w:cs="Times New Roman"/>
-                <w:sz w:val="24"/>
-              </w:rPr>
-              <w:t>Cartão de crédito: nome do cartão, bandeira, limite, dia de fechamento, dia de vencimento e conta vinculada.</w:t>
-            </w:r>
-          </w:p>
-          <w:p>
-            <w:pPr>
-              <w:numPr>
-                <w:ilvl w:val="0"/>
-                <w:numId w:val="4"/>
-              </w:numPr>
-              <w:ind w:hanging="362"/>
-            </w:pPr>
-            <w:r>
-              <w:rPr>
-                <w:rFonts w:ascii="Times New Roman" w:eastAsia="Times New Roman" w:hAnsi="Times New Roman" w:cs="Times New Roman"/>
-                <w:color w:val="1B1C1D"/>
-                <w:sz w:val="24"/>
-              </w:rPr>
-              <w:t>O usuário pode excluir</w:t>
-            </w:r>
-            <w:r>
-              <w:rPr>
-                <w:rFonts w:ascii="Times New Roman" w:eastAsia="Times New Roman" w:hAnsi="Times New Roman" w:cs="Times New Roman"/>
-                <w:color w:val="1B1C1D"/>
-                <w:sz w:val="24"/>
-              </w:rPr>
-              <w:t xml:space="preserve"> e editar</w:t>
-            </w:r>
-            <w:r>
-              <w:rPr>
-                <w:rFonts w:ascii="Times New Roman" w:eastAsia="Times New Roman" w:hAnsi="Times New Roman" w:cs="Times New Roman"/>
-                <w:color w:val="1B1C1D"/>
-                <w:sz w:val="24"/>
-              </w:rPr>
-              <w:t xml:space="preserve"> uma conta ou cartão, caso necessário. </w:t>
-            </w:r>
-          </w:p>
-          <w:p>
-            <w:pPr>
-              <w:numPr>
-                <w:ilvl w:val="0"/>
-                <w:numId w:val="4"/>
-              </w:numPr>
-              <w:spacing w:after="1" w:line="238" w:lineRule="auto"/>
-              <w:ind w:hanging="362"/>
-            </w:pPr>
-            <w:r>
-              <w:rPr>
-                <w:rFonts w:ascii="Times New Roman" w:eastAsia="Times New Roman" w:hAnsi="Times New Roman" w:cs="Times New Roman"/>
-                <w:color w:val="1B1C1D"/>
-                <w:sz w:val="24"/>
-              </w:rPr>
-              <w:t xml:space="preserve">O sistema possibilita a consulta rápida do saldo, calculado com base nas movimentações registradas. </w:t>
-            </w:r>
-          </w:p>
-          <w:p>
-            <w:pPr>
-              <w:numPr>
-                <w:ilvl w:val="0"/>
-                <w:numId w:val="4"/>
-              </w:numPr>
-              <w:spacing w:after="8" w:line="238" w:lineRule="auto"/>
-              <w:ind w:hanging="362"/>
-            </w:pPr>
-            <w:r>
-              <w:rPr>
-                <w:rFonts w:ascii="Times New Roman" w:eastAsia="Times New Roman" w:hAnsi="Times New Roman" w:cs="Times New Roman"/>
-                <w:color w:val="1B1C1D"/>
-                <w:sz w:val="24"/>
-              </w:rPr>
-              <w:t xml:space="preserve">O usuário associa receitas e despesas a uma conta ou cartão específico, permitindo um controle financeiro detalhado. </w:t>
-            </w:r>
-          </w:p>
-          <w:p>
-            <w:pPr>
-              <w:numPr>
-                <w:ilvl w:val="0"/>
-                <w:numId w:val="4"/>
-              </w:numPr>
-              <w:ind w:hanging="362"/>
-            </w:pPr>
-            <w:r>
-              <w:rPr>
-                <w:rFonts w:ascii="Times New Roman" w:eastAsia="Times New Roman" w:hAnsi="Times New Roman" w:cs="Times New Roman"/>
-                <w:color w:val="1B1C1D"/>
-                <w:sz w:val="24"/>
-              </w:rPr>
-              <w:t xml:space="preserve">O processo é concluído com a informação devidamente atualizada ou consultada. </w:t>
-            </w:r>
-          </w:p>
-          <w:p>
-            <w:pPr>
-              <w:ind w:left="4"/>
-            </w:pPr>
-            <w:r>
-              <w:rPr>
-                <w:rFonts w:ascii="Times New Roman" w:eastAsia="Times New Roman" w:hAnsi="Times New Roman" w:cs="Times New Roman"/>
-                <w:color w:val="1B1C1D"/>
-                <w:sz w:val="24"/>
-              </w:rPr>
-              <w:t xml:space="preserve"> </w:t>
-            </w:r>
-          </w:p>
-        </w:tc>
-      </w:tr>
-      <w:tr>
-        <w:trPr>
-          <w:trHeight w:val="2634"/>
-        </w:trPr>
-        <w:tc>
-          <w:tcPr>
-            <w:tcW w:w="2309" w:type="dxa"/>
-            <w:tcBorders>
-              <w:top w:val="single" w:sz="3" w:space="0" w:color="BFBFBF"/>
-              <w:left w:val="single" w:sz="3" w:space="0" w:color="BFBFBF"/>
-              <w:bottom w:val="single" w:sz="3" w:space="0" w:color="BFBFBF"/>
-              <w:right w:val="single" w:sz="3" w:space="0" w:color="BFBFBF"/>
-            </w:tcBorders>
-          </w:tcPr>
-          <w:p>
-            <w:r>
-              <w:rPr>
-                <w:rFonts w:ascii="Times New Roman" w:eastAsia="Times New Roman" w:hAnsi="Times New Roman" w:cs="Times New Roman"/>
-                <w:b/>
-                <w:color w:val="1B1C1D"/>
-                <w:sz w:val="24"/>
-              </w:rPr>
-              <w:lastRenderedPageBreak/>
               <w:t>Fluxo Alternativo:</w:t>
             </w:r>
             <w:r>
@@ -7410,6 +5493,7 @@
                 <w:color w:val="1B1C1D"/>
                 <w:sz w:val="24"/>
               </w:rPr>
+              <w:lastRenderedPageBreak/>
               <w:t>Fluxo de Exceção</w:t>
             </w:r>
           </w:p>
@@ -8059,7 +6143,6 @@
                 <w:color w:val="1B1C1D"/>
                 <w:sz w:val="24"/>
               </w:rPr>
-              <w:lastRenderedPageBreak/>
               <w:t>Fluxo Alternativo:</w:t>
             </w:r>
             <w:r>
@@ -8395,6 +6478,7 @@
                 <w:color w:val="1B1C1D"/>
                 <w:sz w:val="24"/>
               </w:rPr>
+              <w:lastRenderedPageBreak/>
               <w:t>O usuário deverá corrigir os dados antes de tentar novamente.</w:t>
             </w:r>
           </w:p>
@@ -8539,6 +6623,7 @@
           <w:color w:val="1B1C1D"/>
           <w:sz w:val="24"/>
         </w:rPr>
+        <w:lastRenderedPageBreak/>
         <w:t xml:space="preserve"> </w:t>
       </w:r>
     </w:p>
@@ -8669,7 +6754,7 @@
                 <w:color w:val="1B1C1D"/>
                 <w:sz w:val="24"/>
               </w:rPr>
-              <w:t xml:space="preserve">Permitir que o usuário registre, edite, exclua e organize suas receitas e despesas, incluindo categorização, controle de recorrência e integração com extratos bancários, garantindo uma gestão financeira detalhada. </w:t>
+              <w:t xml:space="preserve">Permitir que o usuário registre, edite, exclua e organize suas receitas e despesas, incluindo categorização, controle de recorrência, garantindo uma gestão financeira detalhada. </w:t>
             </w:r>
           </w:p>
         </w:tc>
@@ -9431,14 +7516,14 @@
                 <w:color w:val="1B1C1D"/>
                 <w:sz w:val="24"/>
               </w:rPr>
-              <w:t xml:space="preserve">Receitas e despesas também podem ser registradas automaticamente por meio da importação de extrato bancário. </w:t>
+              <w:t xml:space="preserve">O processo é concluído com as receitas e despesas devidamente organizadas no sistema. </w:t>
             </w:r>
           </w:p>
         </w:tc>
       </w:tr>
       <w:tr>
         <w:trPr>
-          <w:trHeight w:val="647"/>
+          <w:trHeight w:val="393"/>
         </w:trPr>
         <w:tc>
           <w:tcPr>
@@ -9464,41 +7549,7 @@
             </w:tcBorders>
             <w:shd w:val="clear" w:color="auto" w:fill="F2F2F2"/>
           </w:tcPr>
-          <w:p>
-            <w:pPr>
-              <w:spacing w:after="252"/>
-              <w:ind w:left="110"/>
-            </w:pPr>
-            <w:r>
-              <w:rPr>
-                <w:rFonts w:ascii="Times New Roman" w:eastAsia="Times New Roman" w:hAnsi="Times New Roman" w:cs="Times New Roman"/>
-                <w:color w:val="1B1C1D"/>
-                <w:sz w:val="24"/>
-              </w:rPr>
-              <w:t>8.</w:t>
-            </w:r>
-            <w:r>
-              <w:rPr>
-                <w:rFonts w:ascii="Arial" w:eastAsia="Arial" w:hAnsi="Arial" w:cs="Arial"/>
-                <w:color w:val="1B1C1D"/>
-                <w:sz w:val="24"/>
-              </w:rPr>
-              <w:t xml:space="preserve"> </w:t>
-            </w:r>
-          </w:p>
-          <w:p>
-            <w:pPr>
-              <w:ind w:left="110"/>
-            </w:pPr>
-            <w:r>
-              <w:rPr>
-                <w:rFonts w:ascii="Times New Roman" w:eastAsia="Times New Roman" w:hAnsi="Times New Roman" w:cs="Times New Roman"/>
-                <w:color w:val="1B1C1D"/>
-                <w:sz w:val="24"/>
-              </w:rPr>
-              <w:t xml:space="preserve"> </w:t>
-            </w:r>
-          </w:p>
+          <w:p/>
         </w:tc>
         <w:tc>
           <w:tcPr>
@@ -9511,16 +7562,7 @@
             </w:tcBorders>
             <w:shd w:val="clear" w:color="auto" w:fill="F2F2F2"/>
           </w:tcPr>
-          <w:p>
-            <w:r>
-              <w:rPr>
-                <w:rFonts w:ascii="Times New Roman" w:eastAsia="Times New Roman" w:hAnsi="Times New Roman" w:cs="Times New Roman"/>
-                <w:color w:val="1B1C1D"/>
-                <w:sz w:val="24"/>
-              </w:rPr>
-              <w:t xml:space="preserve">O processo é concluído com as receitas e despesas devidamente organizadas no sistema. </w:t>
-            </w:r>
-          </w:p>
+          <w:p/>
         </w:tc>
       </w:tr>
       <w:tr>
@@ -9871,6 +7913,7 @@
                 <w:rFonts w:ascii="Times New Roman" w:eastAsia="Times New Roman" w:hAnsi="Times New Roman" w:cs="Times New Roman"/>
                 <w:sz w:val="24"/>
               </w:rPr>
+              <w:lastRenderedPageBreak/>
               <w:t>Se, após as correções, os dados ainda estiverem incorretos, o sistema impedirá o registro da transação.</w:t>
             </w:r>
           </w:p>
